--- a/system-development/guides/development-guide-hi_IN.docx
+++ b/system-development/guides/development-guide-hi_IN.docx
@@ -99,70 +99,7 @@
         <w:jc w:val="left"/>
       </w:pPr>
       <w:r>
-        <w:rPr>
-          <w:rFonts w:ascii="Devanagari Sangam MN" w:hAnsi="Devanagari Sangam MN" w:eastAsia="Devanagari Sangam MN" w:cs="Devanagari Sangam MN"/>
-          <w:color w:val="000000"/>
-          <w:rtl w:val="0"/>
-          <w:lang w:val="hi-IN" w:eastAsia="hi-IN" w:bidi="hi-IN"/>
-          <w:cs w:val="1"/>
-          <w:szCs w:val="22"/>
-        </w:rPr>
-        <w:t xml:space="preserve">संस्करण </w:t>
-      </w:r>
-      <w:r>
-        <w:rPr>
-          <w:rFonts w:ascii="Devanagari Sangam MN" w:hAnsi="Devanagari Sangam MN" w:eastAsia="Devanagari Sangam MN" w:cs="Devanagari Sangam MN"/>
-          <w:color w:val="000000"/>
-          <w:rtl w:val="0"/>
-          <w:lang w:val="en-US" w:eastAsia="hi-IN" w:bidi="hi-IN"/>
-          <w:cs w:val="1"/>
-          <w:szCs w:val="22"/>
-        </w:rPr>
-        <w:t>1.1.2</w:t>
-      </w:r>
-      <w:r>
-        <w:rPr>
-          <w:rFonts w:ascii="Devanagari Sangam MN" w:hAnsi="Devanagari Sangam MN" w:eastAsia="Devanagari Sangam MN" w:cs="Devanagari Sangam MN"/>
-          <w:color w:val="000000"/>
-          <w:rtl w:val="0"/>
-          <w:lang w:val="hi-IN" w:eastAsia="hi-IN" w:bidi="hi-IN"/>
-          <w:cs w:val="1"/>
-          <w:szCs w:val="22"/>
-        </w:rPr>
-        <w:t xml:space="preserve"> · समीक्षा </w:t>
-      </w:r>
-      <w:r>
-        <w:rPr>
-          <w:rFonts w:ascii="Devanagari Sangam MN" w:hAnsi="Devanagari Sangam MN" w:eastAsia="Devanagari Sangam MN" w:cs="Devanagari Sangam MN"/>
-          <w:color w:val="000000"/>
-          <w:rtl w:val="0"/>
-          <w:lang w:val="en-US" w:eastAsia="hi-IN" w:bidi="hi-IN"/>
-          <w:cs w:val="1"/>
-          <w:szCs w:val="22"/>
-        </w:rPr>
-        <w:t>8</w:t>
-      </w:r>
-      <w:r>
-        <w:rPr>
-          <w:rFonts w:ascii="Devanagari Sangam MN" w:hAnsi="Devanagari Sangam MN" w:eastAsia="Devanagari Sangam MN" w:cs="Devanagari Sangam MN"/>
-          <w:color w:val="000000"/>
-          <w:rtl w:val="0"/>
-          <w:lang w:val="hi-IN" w:eastAsia="hi-IN" w:bidi="hi-IN"/>
-          <w:cs w:val="1"/>
-          <w:szCs w:val="22"/>
-        </w:rPr>
-        <w:t xml:space="preserve"> अक्टूबर </w:t>
-      </w:r>
-      <w:r>
-        <w:rPr>
-          <w:rFonts w:ascii="Devanagari Sangam MN" w:hAnsi="Devanagari Sangam MN" w:eastAsia="Devanagari Sangam MN" w:cs="Devanagari Sangam MN"/>
-          <w:color w:val="000000"/>
-          <w:rtl w:val="0"/>
-          <w:lang w:val="en-US" w:eastAsia="hi-IN" w:bidi="hi-IN"/>
-          <w:cs w:val="1"/>
-          <w:szCs w:val="22"/>
-        </w:rPr>
-        <w:t>2026</w:t>
+        <w:t>1.4.0 · 2026-10-10</w:t>
       </w:r>
     </w:p>
     <w:p>
@@ -380,7 +317,7 @@
           <w:cs w:val="1"/>
           <w:szCs w:val="22"/>
         </w:rPr>
-        <w:t>PrintNode</w:t>
+        <w:t>CUPS</w:t>
       </w:r>
       <w:r>
         <w:rPr>
@@ -1178,7 +1115,7 @@
               <w:left w:w="100" w:type="dxa"/>
               <w:right w:w="100" w:type="dxa"/>
             </w:tcMar>
-            <w:shd w:fill="E7EDF2"/>
+            <w:shd w:fill="D9D9D9" w:val="clear"/>
           </w:tcPr>
           <w:p>
             <w:pPr>
@@ -1212,7 +1149,7 @@
               <w:left w:w="100" w:type="dxa"/>
               <w:right w:w="100" w:type="dxa"/>
             </w:tcMar>
-            <w:shd w:fill="E7EDF2"/>
+            <w:shd w:fill="D9D9D9" w:val="clear"/>
           </w:tcPr>
           <w:p>
             <w:pPr>
@@ -1927,161 +1864,14 @@
     <w:p>
       <w:pPr>
         <w:bidi w:val="0"/>
-        <w:jc w:val="left"/>
+        <w:jc w:val="start"/>
       </w:pPr>
       <w:r>
         <w:rPr>
-          <w:rFonts w:ascii="Devanagari Sangam MN" w:hAnsi="Devanagari Sangam MN" w:eastAsia="Devanagari Sangam MN" w:cs="Devanagari Sangam MN"/>
-          <w:color w:val="000000"/>
-          <w:rtl w:val="0"/>
-          <w:lang w:val="en-US" w:eastAsia="hi-IN" w:bidi="hi-IN"/>
-          <w:cs w:val="1"/>
-          <w:szCs w:val="22"/>
-        </w:rPr>
-        <w:t>classic</w:t>
-      </w:r>
-      <w:r>
-        <w:rPr>
-          <w:rFonts w:ascii="Devanagari Sangam MN" w:hAnsi="Devanagari Sangam MN" w:eastAsia="Devanagari Sangam MN" w:cs="Devanagari Sangam MN"/>
-          <w:color w:val="000000"/>
-          <w:rtl w:val="0"/>
-          <w:lang w:val="hi-IN" w:eastAsia="hi-IN" w:bidi="hi-IN"/>
-          <w:cs w:val="1"/>
-          <w:szCs w:val="22"/>
-        </w:rPr>
-        <w:t xml:space="preserve"> और </w:t>
-      </w:r>
-      <w:r>
-        <w:rPr>
-          <w:rFonts w:ascii="Devanagari Sangam MN" w:hAnsi="Devanagari Sangam MN" w:eastAsia="Devanagari Sangam MN" w:cs="Devanagari Sangam MN"/>
-          <w:color w:val="000000"/>
-          <w:rtl w:val="0"/>
-          <w:lang w:val="en-US" w:eastAsia="hi-IN" w:bidi="hi-IN"/>
-          <w:cs w:val="1"/>
-          <w:szCs w:val="22"/>
-        </w:rPr>
-        <w:t>compact</w:t>
-      </w:r>
-      <w:r>
-        <w:rPr>
-          <w:rFonts w:ascii="Devanagari Sangam MN" w:hAnsi="Devanagari Sangam MN" w:eastAsia="Devanagari Sangam MN" w:cs="Devanagari Sangam MN"/>
-          <w:color w:val="000000"/>
-          <w:rtl w:val="0"/>
-          <w:lang w:val="hi-IN" w:eastAsia="hi-IN" w:bidi="hi-IN"/>
-          <w:cs w:val="1"/>
-          <w:szCs w:val="22"/>
-        </w:rPr>
-        <w:t xml:space="preserve"> </w:t>
-      </w:r>
-      <w:r>
-        <w:rPr>
-          <w:rFonts w:ascii="Devanagari Sangam MN" w:hAnsi="Devanagari Sangam MN" w:eastAsia="Devanagari Sangam MN" w:cs="Devanagari Sangam MN"/>
-          <w:color w:val="000000"/>
-          <w:rtl w:val="0"/>
-          <w:lang w:val="en-US" w:eastAsia="hi-IN" w:bidi="hi-IN"/>
-          <w:cs w:val="1"/>
-          <w:szCs w:val="22"/>
-        </w:rPr>
-        <w:t>A4</w:t>
-      </w:r>
-      <w:r>
-        <w:rPr>
-          <w:rFonts w:ascii="Devanagari Sangam MN" w:hAnsi="Devanagari Sangam MN" w:eastAsia="Devanagari Sangam MN" w:cs="Devanagari Sangam MN"/>
-          <w:color w:val="000000"/>
-          <w:rtl w:val="0"/>
-          <w:lang w:val="hi-IN" w:eastAsia="hi-IN" w:bidi="hi-IN"/>
-          <w:cs w:val="1"/>
-          <w:szCs w:val="22"/>
-        </w:rPr>
-        <w:t xml:space="preserve"> पोर्ट्रेट हैं। थर्मल </w:t>
-      </w:r>
-      <w:r>
-        <w:rPr>
-          <w:rFonts w:ascii="Devanagari Sangam MN" w:hAnsi="Devanagari Sangam MN" w:eastAsia="Devanagari Sangam MN" w:cs="Devanagari Sangam MN"/>
-          <w:color w:val="000000"/>
-          <w:rtl w:val="0"/>
-          <w:lang w:val="en-US" w:eastAsia="hi-IN" w:bidi="hi-IN"/>
-          <w:cs w:val="1"/>
-          <w:szCs w:val="22"/>
-        </w:rPr>
-        <w:t>PDF</w:t>
-      </w:r>
-      <w:r>
-        <w:rPr>
-          <w:rFonts w:ascii="Devanagari Sangam MN" w:hAnsi="Devanagari Sangam MN" w:eastAsia="Devanagari Sangam MN" w:cs="Devanagari Sangam MN"/>
-          <w:color w:val="000000"/>
-          <w:rtl w:val="0"/>
-          <w:lang w:val="hi-IN" w:eastAsia="hi-IN" w:bidi="hi-IN"/>
-          <w:cs w:val="1"/>
-          <w:szCs w:val="22"/>
-        </w:rPr>
-        <w:t xml:space="preserve"> </w:t>
-      </w:r>
-      <w:r>
-        <w:rPr>
-          <w:rFonts w:ascii="Devanagari Sangam MN" w:hAnsi="Devanagari Sangam MN" w:eastAsia="Devanagari Sangam MN" w:cs="Devanagari Sangam MN"/>
-          <w:color w:val="000000"/>
-          <w:rtl w:val="0"/>
-          <w:lang w:val="en-US" w:eastAsia="hi-IN" w:bidi="hi-IN"/>
-          <w:cs w:val="1"/>
-          <w:szCs w:val="22"/>
-        </w:rPr>
-        <w:t>80</w:t>
-      </w:r>
-      <w:r>
-        <w:rPr>
-          <w:rFonts w:ascii="Devanagari Sangam MN" w:hAnsi="Devanagari Sangam MN" w:eastAsia="Devanagari Sangam MN" w:cs="Devanagari Sangam MN"/>
-          <w:color w:val="000000"/>
-          <w:rtl w:val="0"/>
-          <w:lang w:val="hi-IN" w:eastAsia="hi-IN" w:bidi="hi-IN"/>
-          <w:cs w:val="1"/>
-          <w:szCs w:val="22"/>
-        </w:rPr>
-        <w:t xml:space="preserve"> मिमी चौड़ा और प्रति पृष्ठ अधिकतम </w:t>
-      </w:r>
-      <w:r>
-        <w:rPr>
-          <w:rFonts w:ascii="Devanagari Sangam MN" w:hAnsi="Devanagari Sangam MN" w:eastAsia="Devanagari Sangam MN" w:cs="Devanagari Sangam MN"/>
-          <w:color w:val="000000"/>
-          <w:rtl w:val="0"/>
-          <w:lang w:val="en-US" w:eastAsia="hi-IN" w:bidi="hi-IN"/>
-          <w:cs w:val="1"/>
-          <w:szCs w:val="22"/>
-        </w:rPr>
-        <w:t>1000</w:t>
-      </w:r>
-      <w:r>
-        <w:rPr>
-          <w:rFonts w:ascii="Devanagari Sangam MN" w:hAnsi="Devanagari Sangam MN" w:eastAsia="Devanagari Sangam MN" w:cs="Devanagari Sangam MN"/>
-          <w:color w:val="000000"/>
-          <w:rtl w:val="0"/>
-          <w:lang w:val="hi-IN" w:eastAsia="hi-IN" w:bidi="hi-IN"/>
-          <w:cs w:val="1"/>
-          <w:szCs w:val="22"/>
-        </w:rPr>
-        <w:t xml:space="preserve"> मिमी ऊँचा है। ब्राउज़र कागज ड्राइवर तय करता है। स्वचालन से पहले नमूना, वास्तविक आदेश, </w:t>
-      </w:r>
-      <w:r>
-        <w:rPr>
-          <w:rFonts w:ascii="Devanagari Sangam MN" w:hAnsi="Devanagari Sangam MN" w:eastAsia="Devanagari Sangam MN" w:cs="Devanagari Sangam MN"/>
-          <w:color w:val="000000"/>
-          <w:rtl w:val="0"/>
-          <w:lang w:val="en-US" w:eastAsia="hi-IN" w:bidi="hi-IN"/>
-          <w:cs w:val="1"/>
-          <w:szCs w:val="22"/>
-        </w:rPr>
-        <w:t>RTL</w:t>
-      </w:r>
-      <w:r>
-        <w:rPr>
-          <w:rFonts w:ascii="Devanagari Sangam MN" w:hAnsi="Devanagari Sangam MN" w:eastAsia="Devanagari Sangam MN" w:cs="Devanagari Sangam MN"/>
-          <w:color w:val="000000"/>
-          <w:rtl w:val="0"/>
-          <w:lang w:val="hi-IN" w:eastAsia="hi-IN" w:bidi="hi-IN"/>
-          <w:cs w:val="1"/>
-          <w:szCs w:val="22"/>
-        </w:rPr>
-        <w:t xml:space="preserve"> और कागजी प्रिंट देखें।</w:t>
+          <w:lang w:val="hi-IN" w:bidi="hi-IN"/>
+          <w:rtl w:val="0"/>
+        </w:rPr>
+        <w:t>classic और compact A4, classic-a5 A5 उपयोग करते हैं। thermal और thermal58 के पृष्ठ 80 × 297 और 58 × 297 मिमी हैं। शिपिंग लेबल A6 और पैकिंग सूची A4 है। ब्राउज़र कागज़ ड्राइवर पर निर्भर है। 58 मिमी के लिए QR चुनें और वास्तविक प्रिंट जाँचें।</w:t>
       </w:r>
     </w:p>
     <w:p>
@@ -2719,326 +2509,14 @@
     <w:p>
       <w:pPr>
         <w:bidi w:val="0"/>
-        <w:jc w:val="left"/>
+        <w:jc w:val="start"/>
       </w:pPr>
       <w:r>
         <w:rPr>
-          <w:rFonts w:ascii="Devanagari Sangam MN" w:hAnsi="Devanagari Sangam MN" w:eastAsia="Devanagari Sangam MN" w:cs="Devanagari Sangam MN"/>
-          <w:color w:val="000000"/>
-          <w:rtl w:val="0"/>
-          <w:lang w:val="hi-IN" w:eastAsia="hi-IN" w:bidi="hi-IN"/>
-          <w:cs w:val="1"/>
-          <w:szCs w:val="22"/>
-        </w:rPr>
-        <w:t xml:space="preserve">टेम्पलेट को </w:t>
-      </w:r>
-      <w:r>
-        <w:rPr>
-          <w:rFonts w:ascii="Courier New" w:hAnsi="Courier New" w:eastAsia="Courier New" w:cs="Courier New"/>
-          <w:color w:val="000000"/>
-          <w:rtl w:val="0"/>
-          <w:lang w:val="en-US" w:eastAsia="hi-IN" w:bidi="hi-IN"/>
-          <w:cs w:val="1"/>
-          <w:szCs w:val="22"/>
-        </w:rPr>
-        <w:t>$invoice</w:t>
-      </w:r>
-      <w:r>
-        <w:rPr>
-          <w:rFonts w:ascii="Devanagari Sangam MN" w:hAnsi="Devanagari Sangam MN" w:eastAsia="Devanagari Sangam MN" w:cs="Devanagari Sangam MN"/>
-          <w:color w:val="000000"/>
-          <w:rtl w:val="0"/>
-          <w:lang w:val="hi-IN" w:eastAsia="hi-IN" w:bidi="hi-IN"/>
-          <w:cs w:val="1"/>
-          <w:szCs w:val="22"/>
-        </w:rPr>
-        <w:t xml:space="preserve"> और </w:t>
-      </w:r>
-      <w:r>
-        <w:rPr>
-          <w:rFonts w:ascii="Courier New" w:hAnsi="Courier New" w:eastAsia="Courier New" w:cs="Courier New"/>
-          <w:color w:val="000000"/>
-          <w:rtl w:val="0"/>
-          <w:lang w:val="en-US" w:eastAsia="hi-IN" w:bidi="hi-IN"/>
-          <w:cs w:val="1"/>
-          <w:szCs w:val="22"/>
-        </w:rPr>
-        <w:t>$template</w:t>
-      </w:r>
-      <w:r>
-        <w:rPr>
-          <w:rFonts w:ascii="Devanagari Sangam MN" w:hAnsi="Devanagari Sangam MN" w:eastAsia="Devanagari Sangam MN" w:cs="Devanagari Sangam MN"/>
-          <w:color w:val="000000"/>
-          <w:rtl w:val="0"/>
-          <w:lang w:val="hi-IN" w:eastAsia="hi-IN" w:bidi="hi-IN"/>
-          <w:cs w:val="1"/>
-          <w:szCs w:val="22"/>
-        </w:rPr>
-        <w:t xml:space="preserve"> मिलते हैं। </w:t>
-      </w:r>
-      <w:r>
-        <w:rPr>
-          <w:rFonts w:ascii="Devanagari Sangam MN" w:hAnsi="Devanagari Sangam MN" w:eastAsia="Devanagari Sangam MN" w:cs="Devanagari Sangam MN"/>
-          <w:color w:val="000000"/>
-          <w:rtl w:val="0"/>
-          <w:lang w:val="en-US" w:eastAsia="hi-IN" w:bidi="hi-IN"/>
-          <w:cs w:val="1"/>
-          <w:szCs w:val="22"/>
-        </w:rPr>
-        <w:t>ABSPATH</w:t>
-      </w:r>
-      <w:r>
-        <w:rPr>
-          <w:rFonts w:ascii="Devanagari Sangam MN" w:hAnsi="Devanagari Sangam MN" w:eastAsia="Devanagari Sangam MN" w:cs="Devanagari Sangam MN"/>
-          <w:color w:val="000000"/>
-          <w:rtl w:val="0"/>
-          <w:lang w:val="hi-IN" w:eastAsia="hi-IN" w:bidi="hi-IN"/>
-          <w:cs w:val="1"/>
-          <w:szCs w:val="22"/>
-        </w:rPr>
-        <w:t xml:space="preserve">, </w:t>
-      </w:r>
-      <w:r>
-        <w:rPr>
-          <w:rFonts w:ascii="Devanagari Sangam MN" w:hAnsi="Devanagari Sangam MN" w:eastAsia="Devanagari Sangam MN" w:cs="Devanagari Sangam MN"/>
-          <w:color w:val="000000"/>
-          <w:rtl w:val="0"/>
-          <w:lang w:val="en-US" w:eastAsia="hi-IN" w:bidi="hi-IN"/>
-          <w:cs w:val="1"/>
-          <w:szCs w:val="22"/>
-        </w:rPr>
-        <w:t>UTF-8</w:t>
-      </w:r>
-      <w:r>
-        <w:rPr>
-          <w:rFonts w:ascii="Devanagari Sangam MN" w:hAnsi="Devanagari Sangam MN" w:eastAsia="Devanagari Sangam MN" w:cs="Devanagari Sangam MN"/>
-          <w:color w:val="000000"/>
-          <w:rtl w:val="0"/>
-          <w:lang w:val="hi-IN" w:eastAsia="hi-IN" w:bidi="hi-IN"/>
-          <w:cs w:val="1"/>
-          <w:szCs w:val="22"/>
-        </w:rPr>
-        <w:t xml:space="preserve"> और भाषा टैग रखें। </w:t>
-      </w:r>
-      <w:r>
-        <w:rPr>
-          <w:rFonts w:ascii="Courier New" w:hAnsi="Courier New" w:eastAsia="Courier New" w:cs="Courier New"/>
-          <w:color w:val="000000"/>
-          <w:rtl w:val="0"/>
-          <w:lang w:val="en-US" w:eastAsia="hi-IN" w:bidi="hi-IN"/>
-          <w:cs w:val="1"/>
-          <w:szCs w:val="22"/>
-        </w:rPr>
-        <w:t>$invoice-&gt;rtl</w:t>
-      </w:r>
-      <w:r>
-        <w:rPr>
-          <w:rFonts w:ascii="Devanagari Sangam MN" w:hAnsi="Devanagari Sangam MN" w:eastAsia="Devanagari Sangam MN" w:cs="Devanagari Sangam MN"/>
-          <w:color w:val="000000"/>
-          <w:rtl w:val="0"/>
-          <w:lang w:val="hi-IN" w:eastAsia="hi-IN" w:bidi="hi-IN"/>
-          <w:cs w:val="1"/>
-          <w:szCs w:val="22"/>
-        </w:rPr>
-        <w:t xml:space="preserve"> से </w:t>
-      </w:r>
-      <w:r>
-        <w:rPr>
-          <w:rFonts w:ascii="Devanagari Sangam MN" w:hAnsi="Devanagari Sangam MN" w:eastAsia="Devanagari Sangam MN" w:cs="Devanagari Sangam MN"/>
-          <w:color w:val="000000"/>
-          <w:rtl w:val="0"/>
-          <w:lang w:val="en-US" w:eastAsia="hi-IN" w:bidi="hi-IN"/>
-          <w:cs w:val="1"/>
-          <w:szCs w:val="22"/>
-        </w:rPr>
-        <w:t>dir</w:t>
-      </w:r>
-      <w:r>
-        <w:rPr>
-          <w:rFonts w:ascii="Devanagari Sangam MN" w:hAnsi="Devanagari Sangam MN" w:eastAsia="Devanagari Sangam MN" w:cs="Devanagari Sangam MN"/>
-          <w:color w:val="000000"/>
-          <w:rtl w:val="0"/>
-          <w:lang w:val="hi-IN" w:eastAsia="hi-IN" w:bidi="hi-IN"/>
-          <w:cs w:val="1"/>
-          <w:szCs w:val="22"/>
-        </w:rPr>
-        <w:t xml:space="preserve">, </w:t>
-      </w:r>
-      <w:r>
-        <w:rPr>
-          <w:rFonts w:ascii="Devanagari Sangam MN" w:hAnsi="Devanagari Sangam MN" w:eastAsia="Devanagari Sangam MN" w:cs="Devanagari Sangam MN"/>
-          <w:color w:val="000000"/>
-          <w:rtl w:val="0"/>
-          <w:lang w:val="en-US" w:eastAsia="hi-IN" w:bidi="hi-IN"/>
-          <w:cs w:val="1"/>
-          <w:szCs w:val="22"/>
-        </w:rPr>
-        <w:t>direction</w:t>
-      </w:r>
-      <w:r>
-        <w:rPr>
-          <w:rFonts w:ascii="Devanagari Sangam MN" w:hAnsi="Devanagari Sangam MN" w:eastAsia="Devanagari Sangam MN" w:cs="Devanagari Sangam MN"/>
-          <w:color w:val="000000"/>
-          <w:rtl w:val="0"/>
-          <w:lang w:val="hi-IN" w:eastAsia="hi-IN" w:bidi="hi-IN"/>
-          <w:cs w:val="1"/>
-          <w:szCs w:val="22"/>
-        </w:rPr>
-        <w:t xml:space="preserve">, संरेखण और मार्जिन बदलें; ईमेल, </w:t>
-      </w:r>
-      <w:r>
-        <w:rPr>
-          <w:rFonts w:ascii="Devanagari Sangam MN" w:hAnsi="Devanagari Sangam MN" w:eastAsia="Devanagari Sangam MN" w:cs="Devanagari Sangam MN"/>
-          <w:color w:val="000000"/>
-          <w:rtl w:val="0"/>
-          <w:lang w:val="en-US" w:eastAsia="hi-IN" w:bidi="hi-IN"/>
-          <w:cs w:val="1"/>
-          <w:szCs w:val="22"/>
-        </w:rPr>
-        <w:t>SKU</w:t>
-      </w:r>
-      <w:r>
-        <w:rPr>
-          <w:rFonts w:ascii="Devanagari Sangam MN" w:hAnsi="Devanagari Sangam MN" w:eastAsia="Devanagari Sangam MN" w:cs="Devanagari Sangam MN"/>
-          <w:color w:val="000000"/>
-          <w:rtl w:val="0"/>
-          <w:lang w:val="hi-IN" w:eastAsia="hi-IN" w:bidi="hi-IN"/>
-          <w:cs w:val="1"/>
-          <w:szCs w:val="22"/>
-        </w:rPr>
-        <w:t xml:space="preserve"> और फ़ोन आवश्यकतानुसार </w:t>
-      </w:r>
-      <w:r>
-        <w:rPr>
-          <w:rFonts w:ascii="Devanagari Sangam MN" w:hAnsi="Devanagari Sangam MN" w:eastAsia="Devanagari Sangam MN" w:cs="Devanagari Sangam MN"/>
-          <w:color w:val="000000"/>
-          <w:rtl w:val="0"/>
-          <w:lang w:val="en-US" w:eastAsia="hi-IN" w:bidi="hi-IN"/>
-          <w:cs w:val="1"/>
-          <w:szCs w:val="22"/>
-        </w:rPr>
-        <w:t>LTR</w:t>
-      </w:r>
-      <w:r>
-        <w:rPr>
-          <w:rFonts w:ascii="Devanagari Sangam MN" w:hAnsi="Devanagari Sangam MN" w:eastAsia="Devanagari Sangam MN" w:cs="Devanagari Sangam MN"/>
-          <w:color w:val="000000"/>
-          <w:rtl w:val="0"/>
-          <w:lang w:val="hi-IN" w:eastAsia="hi-IN" w:bidi="hi-IN"/>
-          <w:cs w:val="1"/>
-          <w:szCs w:val="22"/>
-        </w:rPr>
-        <w:t xml:space="preserve"> रखें। सरल </w:t>
-      </w:r>
-      <w:r>
-        <w:rPr>
-          <w:rFonts w:ascii="Devanagari Sangam MN" w:hAnsi="Devanagari Sangam MN" w:eastAsia="Devanagari Sangam MN" w:cs="Devanagari Sangam MN"/>
-          <w:color w:val="000000"/>
-          <w:rtl w:val="0"/>
-          <w:lang w:val="en-US" w:eastAsia="hi-IN" w:bidi="hi-IN"/>
-          <w:cs w:val="1"/>
-          <w:szCs w:val="22"/>
-        </w:rPr>
-        <w:t>CSS</w:t>
-      </w:r>
-      <w:r>
-        <w:rPr>
-          <w:rFonts w:ascii="Devanagari Sangam MN" w:hAnsi="Devanagari Sangam MN" w:eastAsia="Devanagari Sangam MN" w:cs="Devanagari Sangam MN"/>
-          <w:color w:val="000000"/>
-          <w:rtl w:val="0"/>
-          <w:lang w:val="hi-IN" w:eastAsia="hi-IN" w:bidi="hi-IN"/>
-          <w:cs w:val="1"/>
-          <w:szCs w:val="22"/>
-        </w:rPr>
-        <w:t xml:space="preserve"> को ब्राउज़र और </w:t>
-      </w:r>
-      <w:r>
-        <w:rPr>
-          <w:rFonts w:ascii="Devanagari Sangam MN" w:hAnsi="Devanagari Sangam MN" w:eastAsia="Devanagari Sangam MN" w:cs="Devanagari Sangam MN"/>
-          <w:color w:val="000000"/>
-          <w:rtl w:val="0"/>
-          <w:lang w:val="en-US" w:eastAsia="hi-IN" w:bidi="hi-IN"/>
-          <w:cs w:val="1"/>
-          <w:szCs w:val="22"/>
-        </w:rPr>
-        <w:t>mPDF</w:t>
-      </w:r>
-      <w:r>
-        <w:rPr>
-          <w:rFonts w:ascii="Devanagari Sangam MN" w:hAnsi="Devanagari Sangam MN" w:eastAsia="Devanagari Sangam MN" w:cs="Devanagari Sangam MN"/>
-          <w:color w:val="000000"/>
-          <w:rtl w:val="0"/>
-          <w:lang w:val="hi-IN" w:eastAsia="hi-IN" w:bidi="hi-IN"/>
-          <w:cs w:val="1"/>
-          <w:szCs w:val="22"/>
-        </w:rPr>
-        <w:t xml:space="preserve"> में जाँचें। </w:t>
-      </w:r>
-      <w:r>
-        <w:rPr>
-          <w:rFonts w:ascii="Devanagari Sangam MN" w:hAnsi="Devanagari Sangam MN" w:eastAsia="Devanagari Sangam MN" w:cs="Devanagari Sangam MN"/>
-          <w:color w:val="000000"/>
-          <w:rtl w:val="0"/>
-          <w:lang w:val="en-US" w:eastAsia="hi-IN" w:bidi="hi-IN"/>
-          <w:cs w:val="1"/>
-          <w:szCs w:val="22"/>
-        </w:rPr>
-        <w:t>80mm</w:t>
-      </w:r>
-      <w:r>
-        <w:rPr>
-          <w:rFonts w:ascii="Devanagari Sangam MN" w:hAnsi="Devanagari Sangam MN" w:eastAsia="Devanagari Sangam MN" w:cs="Devanagari Sangam MN"/>
-          <w:color w:val="000000"/>
-          <w:rtl w:val="0"/>
-          <w:lang w:val="hi-IN" w:eastAsia="hi-IN" w:bidi="hi-IN"/>
-          <w:cs w:val="1"/>
-          <w:szCs w:val="22"/>
-        </w:rPr>
-        <w:t xml:space="preserve"> में ऊँचाई गणना हेतु </w:t>
-      </w:r>
-      <w:r>
-        <w:rPr>
-          <w:rFonts w:ascii="Devanagari Sangam MN" w:hAnsi="Devanagari Sangam MN" w:eastAsia="Devanagari Sangam MN" w:cs="Devanagari Sangam MN"/>
-          <w:color w:val="000000"/>
-          <w:rtl w:val="0"/>
-          <w:lang w:val="en-US" w:eastAsia="hi-IN" w:bidi="hi-IN"/>
-          <w:cs w:val="1"/>
-          <w:szCs w:val="22"/>
-        </w:rPr>
-        <w:t>class=</w:t>
-      </w:r>
-      <w:r>
-        <w:rPr>
-          <w:rFonts w:ascii="Devanagari Sangam MN" w:hAnsi="Devanagari Sangam MN" w:eastAsia="Devanagari Sangam MN" w:cs="Devanagari Sangam MN"/>
-          <w:color w:val="000000"/>
-          <w:rtl w:val="0"/>
-          <w:lang w:val="hi-IN" w:eastAsia="hi-IN" w:bidi="hi-IN"/>
-          <w:cs w:val="1"/>
-          <w:szCs w:val="22"/>
-        </w:rPr>
-        <w:t>"</w:t>
-      </w:r>
-      <w:r>
-        <w:rPr>
-          <w:rFonts w:ascii="Devanagari Sangam MN" w:hAnsi="Devanagari Sangam MN" w:eastAsia="Devanagari Sangam MN" w:cs="Devanagari Sangam MN"/>
-          <w:color w:val="000000"/>
-          <w:rtl w:val="0"/>
-          <w:lang w:val="en-US" w:eastAsia="hi-IN" w:bidi="hi-IN"/>
-          <w:cs w:val="1"/>
-          <w:szCs w:val="22"/>
-        </w:rPr>
-        <w:t>item</w:t>
-      </w:r>
-      <w:r>
-        <w:rPr>
-          <w:rFonts w:ascii="Devanagari Sangam MN" w:hAnsi="Devanagari Sangam MN" w:eastAsia="Devanagari Sangam MN" w:cs="Devanagari Sangam MN"/>
-          <w:color w:val="000000"/>
-          <w:rtl w:val="0"/>
-          <w:lang w:val="hi-IN" w:eastAsia="hi-IN" w:bidi="hi-IN"/>
-          <w:cs w:val="1"/>
-          <w:szCs w:val="22"/>
-        </w:rPr>
-        <w:t>" रखें।</w:t>
+          <w:lang w:val="hi-IN" w:bidi="hi-IN"/>
+          <w:rtl w:val="0"/>
+        </w:rPr>
+        <w:t xml:space="preserve">टेम्पलेट को $invoice और $template मिलते हैं। ABSPATH, UTF-8 और भाषा टैग रखें। $invoice-&gt;rtl से dir, direction, संरेखण और मार्जिन बदलें; ईमेल, SKU और फ़ोन आवश्यकतानुसार LTR रखें। सरल CSS को ब्राउज़र और mPDF में जाँचें। </w:t>
       </w:r>
     </w:p>
     <w:p>
@@ -3431,7 +2909,7 @@
               <w:left w:w="100" w:type="dxa"/>
               <w:right w:w="100" w:type="dxa"/>
             </w:tcMar>
-            <w:shd w:fill="E7EDF2"/>
+            <w:shd w:fill="D9D9D9" w:val="clear"/>
           </w:tcPr>
           <w:p>
             <w:pPr>
@@ -3465,7 +2943,7 @@
               <w:left w:w="100" w:type="dxa"/>
               <w:right w:w="100" w:type="dxa"/>
             </w:tcMar>
-            <w:shd w:fill="E7EDF2"/>
+            <w:shd w:fill="D9D9D9" w:val="clear"/>
           </w:tcPr>
           <w:p>
             <w:pPr>
@@ -3540,19 +3018,12 @@
           <w:p>
             <w:pPr>
               <w:bidi w:val="0"/>
-              <w:spacing w:after="0" w:line="269" w:lineRule="auto"/>
-              <w:jc w:val="left"/>
+              <w:jc w:val="start"/>
             </w:pPr>
             <w:r>
               <w:rPr>
-                <w:rFonts w:ascii="Courier New" w:hAnsi="Courier New" w:eastAsia="Courier New" w:cs="Courier New"/>
-                <w:b w:val="0"/>
-                <w:color w:val="000000"/>
-                <w:sz w:val="18"/>
+                <w:lang w:val="hi-IN" w:bidi="hi-IN"/>
                 <w:rtl w:val="0"/>
-                <w:lang w:val="en-US" w:eastAsia="hi-IN" w:bidi="hi-IN"/>
-                <w:cs w:val="1"/>
-                <w:szCs w:val="18"/>
               </w:rPr>
               <w:t>id, number, date, paid_date, currency, status</w:t>
             </w:r>
@@ -3678,21 +3149,14 @@
           <w:p>
             <w:pPr>
               <w:bidi w:val="0"/>
-              <w:spacing w:after="0" w:line="269" w:lineRule="auto"/>
-              <w:jc w:val="left"/>
+              <w:jc w:val="start"/>
             </w:pPr>
             <w:r>
               <w:rPr>
-                <w:rFonts w:ascii="Courier New" w:hAnsi="Courier New" w:eastAsia="Courier New" w:cs="Courier New"/>
-                <w:b w:val="0"/>
-                <w:color w:val="000000"/>
-                <w:sz w:val="18"/>
+                <w:lang w:val="hi-IN" w:bidi="hi-IN"/>
                 <w:rtl w:val="0"/>
-                <w:lang w:val="en-US" w:eastAsia="hi-IN" w:bidi="hi-IN"/>
-                <w:cs w:val="1"/>
-                <w:szCs w:val="18"/>
               </w:rPr>
-              <w:t>name, company, billing_address, shipping_address, phone, email</w:t>
+              <w:t>name, company, billing_address, shipping_address, phone, shipping_phone, email, recipient, billing_components</w:t>
             </w:r>
           </w:p>
         </w:tc>
@@ -3747,21 +3211,14 @@
           <w:p>
             <w:pPr>
               <w:bidi w:val="0"/>
-              <w:spacing w:after="0" w:line="269" w:lineRule="auto"/>
-              <w:jc w:val="left"/>
+              <w:jc w:val="start"/>
             </w:pPr>
             <w:r>
               <w:rPr>
-                <w:rFonts w:ascii="Courier New" w:hAnsi="Courier New" w:eastAsia="Courier New" w:cs="Courier New"/>
-                <w:b w:val="0"/>
-                <w:color w:val="000000"/>
-                <w:sz w:val="18"/>
+                <w:lang w:val="hi-IN" w:bidi="hi-IN"/>
                 <w:rtl w:val="0"/>
-                <w:lang w:val="en-US" w:eastAsia="hi-IN" w:bidi="hi-IN"/>
-                <w:cs w:val="1"/>
-                <w:szCs w:val="18"/>
               </w:rPr>
-              <w:t>name, variation, sku, quantity, unit_price, subtotal, discount, tax, total</w:t>
+              <w:t>item_id, product_id, variation_id, name, variation, sku, quantity, refunded_quantity, weight, unit_price, subtotal, discount, tax, total</w:t>
             </w:r>
           </w:p>
         </w:tc>
@@ -3885,21 +3342,14 @@
           <w:p>
             <w:pPr>
               <w:bidi w:val="0"/>
-              <w:spacing w:after="0" w:line="269" w:lineRule="auto"/>
-              <w:jc w:val="left"/>
+              <w:jc w:val="start"/>
             </w:pPr>
             <w:r>
               <w:rPr>
-                <w:rFonts w:ascii="Courier New" w:hAnsi="Courier New" w:eastAsia="Courier New" w:cs="Courier New"/>
-                <w:b w:val="0"/>
-                <w:color w:val="000000"/>
-                <w:sz w:val="18"/>
+                <w:lang w:val="hi-IN" w:bidi="hi-IN"/>
                 <w:rtl w:val="0"/>
-                <w:lang w:val="en-US" w:eastAsia="hi-IN" w:bidi="hi-IN"/>
-                <w:cs w:val="1"/>
-                <w:szCs w:val="18"/>
               </w:rPr>
-              <w:t>payment_method, shipping_method, note</w:t>
+              <w:t>payment_method, shipping_method, note, payment_confirmed, show_paid_date, show_shipping_phone, label_show_sender, document_codes</w:t>
             </w:r>
           </w:p>
         </w:tc>
@@ -4442,7 +3892,7 @@
               <w:left w:w="100" w:type="dxa"/>
               <w:right w:w="100" w:type="dxa"/>
             </w:tcMar>
-            <w:shd w:fill="E7EDF2"/>
+            <w:shd w:fill="D9D9D9" w:val="clear"/>
           </w:tcPr>
           <w:p>
             <w:pPr>
@@ -4476,7 +3926,7 @@
               <w:left w:w="100" w:type="dxa"/>
               <w:right w:w="100" w:type="dxa"/>
             </w:tcMar>
-            <w:shd w:fill="E7EDF2"/>
+            <w:shd w:fill="D9D9D9" w:val="clear"/>
           </w:tcPr>
           <w:p>
             <w:pPr>
@@ -5984,497 +5434,31 @@
     <w:p>
       <w:pPr>
         <w:bidi w:val="0"/>
-        <w:jc w:val="left"/>
+        <w:jc w:val="start"/>
       </w:pPr>
       <w:r>
         <w:rPr>
-          <w:rFonts w:ascii="Devanagari Sangam MN" w:hAnsi="Devanagari Sangam MN" w:eastAsia="Devanagari Sangam MN" w:cs="Devanagari Sangam MN"/>
-          <w:color w:val="000000"/>
-          <w:rtl w:val="0"/>
-          <w:lang w:val="hi-IN" w:eastAsia="hi-IN" w:bidi="hi-IN"/>
-          <w:cs w:val="1"/>
-          <w:szCs w:val="22"/>
-        </w:rPr>
-        <w:t xml:space="preserve">केवल पंजीकरण से सेवा चुनने योग्य नहीं बनती। सेटिंग, स्वचालन और </w:t>
-      </w:r>
-      <w:r>
-        <w:rPr>
-          <w:rFonts w:ascii="Devanagari Sangam MN" w:hAnsi="Devanagari Sangam MN" w:eastAsia="Devanagari Sangam MN" w:cs="Devanagari Sangam MN"/>
-          <w:color w:val="000000"/>
-          <w:rtl w:val="0"/>
-          <w:lang w:val="en-US" w:eastAsia="hi-IN" w:bidi="hi-IN"/>
-          <w:cs w:val="1"/>
-          <w:szCs w:val="22"/>
-        </w:rPr>
-        <w:t>REST</w:t>
-      </w:r>
-      <w:r>
-        <w:rPr>
-          <w:rFonts w:ascii="Devanagari Sangam MN" w:hAnsi="Devanagari Sangam MN" w:eastAsia="Devanagari Sangam MN" w:cs="Devanagari Sangam MN"/>
-          <w:color w:val="000000"/>
-          <w:rtl w:val="0"/>
-          <w:lang w:val="hi-IN" w:eastAsia="hi-IN" w:bidi="hi-IN"/>
-          <w:cs w:val="1"/>
-          <w:szCs w:val="22"/>
-        </w:rPr>
-        <w:t xml:space="preserve"> </w:t>
-      </w:r>
-      <w:r>
-        <w:rPr>
-          <w:rFonts w:ascii="Courier New" w:hAnsi="Courier New" w:eastAsia="Courier New" w:cs="Courier New"/>
-          <w:color w:val="000000"/>
-          <w:rtl w:val="0"/>
-          <w:lang w:val="en-US" w:eastAsia="hi-IN" w:bidi="hi-IN"/>
-          <w:cs w:val="1"/>
-          <w:szCs w:val="22"/>
-        </w:rPr>
-        <w:t>/print</w:t>
-      </w:r>
-      <w:r>
-        <w:rPr>
-          <w:rFonts w:ascii="Devanagari Sangam MN" w:hAnsi="Devanagari Sangam MN" w:eastAsia="Devanagari Sangam MN" w:cs="Devanagari Sangam MN"/>
-          <w:color w:val="000000"/>
-          <w:rtl w:val="0"/>
-          <w:lang w:val="hi-IN" w:eastAsia="hi-IN" w:bidi="hi-IN"/>
-          <w:cs w:val="1"/>
-          <w:szCs w:val="22"/>
-        </w:rPr>
-        <w:t xml:space="preserve"> </w:t>
-      </w:r>
-      <w:r>
-        <w:rPr>
-          <w:rFonts w:ascii="Devanagari Sangam MN" w:hAnsi="Devanagari Sangam MN" w:eastAsia="Devanagari Sangam MN" w:cs="Devanagari Sangam MN"/>
-          <w:color w:val="000000"/>
-          <w:rtl w:val="0"/>
-          <w:lang w:val="en-US" w:eastAsia="hi-IN" w:bidi="hi-IN"/>
-          <w:cs w:val="1"/>
-          <w:szCs w:val="22"/>
-        </w:rPr>
-        <w:t>PrintNode</w:t>
-      </w:r>
-      <w:r>
-        <w:rPr>
-          <w:rFonts w:ascii="Devanagari Sangam MN" w:hAnsi="Devanagari Sangam MN" w:eastAsia="Devanagari Sangam MN" w:cs="Devanagari Sangam MN"/>
-          <w:color w:val="000000"/>
-          <w:rtl w:val="0"/>
-          <w:lang w:val="hi-IN" w:eastAsia="hi-IN" w:bidi="hi-IN"/>
-          <w:cs w:val="1"/>
-          <w:szCs w:val="22"/>
-        </w:rPr>
-        <w:t xml:space="preserve"> से बँधे हैं; </w:t>
-      </w:r>
-      <w:r>
-        <w:rPr>
-          <w:rFonts w:ascii="Courier New" w:hAnsi="Courier New" w:eastAsia="Courier New" w:cs="Courier New"/>
-          <w:color w:val="000000"/>
-          <w:rtl w:val="0"/>
-          <w:lang w:val="en-US" w:eastAsia="hi-IN" w:bidi="hi-IN"/>
-          <w:cs w:val="1"/>
-          <w:szCs w:val="22"/>
-        </w:rPr>
-        <w:t>create_manual</w:t>
-      </w:r>
-      <w:r>
-        <w:rPr>
-          <w:rFonts w:ascii="Devanagari Sangam MN" w:hAnsi="Devanagari Sangam MN" w:eastAsia="Devanagari Sangam MN" w:cs="Devanagari Sangam MN"/>
-          <w:color w:val="000000"/>
-          <w:rtl w:val="0"/>
-          <w:lang w:val="hi-IN" w:eastAsia="hi-IN" w:bidi="hi-IN"/>
-          <w:cs w:val="1"/>
-          <w:szCs w:val="22"/>
-        </w:rPr>
-        <w:t xml:space="preserve"> केवल </w:t>
-      </w:r>
-      <w:r>
-        <w:rPr>
-          <w:rFonts w:ascii="Devanagari Sangam MN" w:hAnsi="Devanagari Sangam MN" w:eastAsia="Devanagari Sangam MN" w:cs="Devanagari Sangam MN"/>
-          <w:color w:val="000000"/>
-          <w:rtl w:val="0"/>
-          <w:lang w:val="en-US" w:eastAsia="hi-IN" w:bidi="hi-IN"/>
-          <w:cs w:val="1"/>
-          <w:szCs w:val="22"/>
-        </w:rPr>
-        <w:t>browser</w:t>
-      </w:r>
-      <w:r>
-        <w:rPr>
-          <w:rFonts w:ascii="Devanagari Sangam MN" w:hAnsi="Devanagari Sangam MN" w:eastAsia="Devanagari Sangam MN" w:cs="Devanagari Sangam MN"/>
-          <w:color w:val="000000"/>
-          <w:rtl w:val="0"/>
-          <w:lang w:val="hi-IN" w:eastAsia="hi-IN" w:bidi="hi-IN"/>
-          <w:cs w:val="1"/>
-          <w:szCs w:val="22"/>
-        </w:rPr>
-        <w:t xml:space="preserve"> और </w:t>
-      </w:r>
-      <w:r>
-        <w:rPr>
-          <w:rFonts w:ascii="Devanagari Sangam MN" w:hAnsi="Devanagari Sangam MN" w:eastAsia="Devanagari Sangam MN" w:cs="Devanagari Sangam MN"/>
-          <w:color w:val="000000"/>
-          <w:rtl w:val="0"/>
-          <w:lang w:val="en-US" w:eastAsia="hi-IN" w:bidi="hi-IN"/>
-          <w:cs w:val="1"/>
-          <w:szCs w:val="22"/>
-        </w:rPr>
-        <w:t>printnode</w:t>
-      </w:r>
-      <w:r>
-        <w:rPr>
-          <w:rFonts w:ascii="Devanagari Sangam MN" w:hAnsi="Devanagari Sangam MN" w:eastAsia="Devanagari Sangam MN" w:cs="Devanagari Sangam MN"/>
-          <w:color w:val="000000"/>
-          <w:rtl w:val="0"/>
-          <w:lang w:val="hi-IN" w:eastAsia="hi-IN" w:bidi="hi-IN"/>
-          <w:cs w:val="1"/>
-          <w:szCs w:val="22"/>
-        </w:rPr>
-        <w:t xml:space="preserve"> स्वीकारता है। नई सेवा हेतु सत्यापन, कार्य निर्माण, सेटिंग, अनुमति, </w:t>
-      </w:r>
-      <w:r>
-        <w:rPr>
-          <w:rFonts w:ascii="Devanagari Sangam MN" w:hAnsi="Devanagari Sangam MN" w:eastAsia="Devanagari Sangam MN" w:cs="Devanagari Sangam MN"/>
-          <w:color w:val="000000"/>
-          <w:rtl w:val="0"/>
-          <w:lang w:val="en-US" w:eastAsia="hi-IN" w:bidi="hi-IN"/>
-          <w:cs w:val="1"/>
-          <w:szCs w:val="22"/>
-        </w:rPr>
-        <w:t>UI</w:t>
-      </w:r>
-      <w:r>
-        <w:rPr>
-          <w:rFonts w:ascii="Devanagari Sangam MN" w:hAnsi="Devanagari Sangam MN" w:eastAsia="Devanagari Sangam MN" w:cs="Devanagari Sangam MN"/>
-          <w:color w:val="000000"/>
-          <w:rtl w:val="0"/>
-          <w:lang w:val="hi-IN" w:eastAsia="hi-IN" w:bidi="hi-IN"/>
-          <w:cs w:val="1"/>
-          <w:szCs w:val="22"/>
-        </w:rPr>
-        <w:t xml:space="preserve"> और परीक्षण बदलें। </w:t>
-      </w:r>
-      <w:r>
-        <w:rPr>
-          <w:rFonts w:ascii="Devanagari Sangam MN" w:hAnsi="Devanagari Sangam MN" w:eastAsia="Devanagari Sangam MN" w:cs="Devanagari Sangam MN"/>
-          <w:color w:val="000000"/>
-          <w:rtl w:val="0"/>
-          <w:lang w:val="en-US" w:eastAsia="hi-IN" w:bidi="hi-IN"/>
-          <w:cs w:val="1"/>
-          <w:szCs w:val="22"/>
-        </w:rPr>
-        <w:t>printnode</w:t>
-      </w:r>
-      <w:r>
-        <w:rPr>
-          <w:rFonts w:ascii="Devanagari Sangam MN" w:hAnsi="Devanagari Sangam MN" w:eastAsia="Devanagari Sangam MN" w:cs="Devanagari Sangam MN"/>
-          <w:color w:val="000000"/>
-          <w:rtl w:val="0"/>
-          <w:lang w:val="hi-IN" w:eastAsia="hi-IN" w:bidi="hi-IN"/>
-          <w:cs w:val="1"/>
-          <w:szCs w:val="22"/>
-        </w:rPr>
-        <w:t xml:space="preserve"> बदलने पर भी पुराने </w:t>
-      </w:r>
-      <w:r>
-        <w:rPr>
-          <w:rFonts w:ascii="Devanagari Sangam MN" w:hAnsi="Devanagari Sangam MN" w:eastAsia="Devanagari Sangam MN" w:cs="Devanagari Sangam MN"/>
-          <w:color w:val="000000"/>
-          <w:rtl w:val="0"/>
-          <w:lang w:val="en-US" w:eastAsia="hi-IN" w:bidi="hi-IN"/>
-          <w:cs w:val="1"/>
-          <w:szCs w:val="22"/>
-        </w:rPr>
-        <w:t>ID</w:t>
-      </w:r>
-      <w:r>
-        <w:rPr>
-          <w:rFonts w:ascii="Devanagari Sangam MN" w:hAnsi="Devanagari Sangam MN" w:eastAsia="Devanagari Sangam MN" w:cs="Devanagari Sangam MN"/>
-          <w:color w:val="000000"/>
-          <w:rtl w:val="0"/>
-          <w:lang w:val="hi-IN" w:eastAsia="hi-IN" w:bidi="hi-IN"/>
-          <w:cs w:val="1"/>
-          <w:szCs w:val="22"/>
-        </w:rPr>
-        <w:t xml:space="preserve"> नियम रहते हैं। सामान्य </w:t>
-      </w:r>
-      <w:r>
-        <w:rPr>
-          <w:rFonts w:ascii="Devanagari Sangam MN" w:hAnsi="Devanagari Sangam MN" w:eastAsia="Devanagari Sangam MN" w:cs="Devanagari Sangam MN"/>
-          <w:color w:val="000000"/>
-          <w:rtl w:val="0"/>
-          <w:lang w:val="en-US" w:eastAsia="hi-IN" w:bidi="hi-IN"/>
-          <w:cs w:val="1"/>
-          <w:szCs w:val="22"/>
-        </w:rPr>
-        <w:t>PDF</w:t>
-      </w:r>
-      <w:r>
-        <w:rPr>
-          <w:rFonts w:ascii="Devanagari Sangam MN" w:hAnsi="Devanagari Sangam MN" w:eastAsia="Devanagari Sangam MN" w:cs="Devanagari Sangam MN"/>
-          <w:color w:val="000000"/>
-          <w:rtl w:val="0"/>
-          <w:lang w:val="hi-IN" w:eastAsia="hi-IN" w:bidi="hi-IN"/>
-          <w:cs w:val="1"/>
-          <w:szCs w:val="22"/>
-        </w:rPr>
-        <w:t xml:space="preserve"> प्रतिस्थापन हुक नहीं है।</w:t>
+          <w:lang w:val="hi-IN" w:bidi="hi-IN" w:eastAsia="hi-IN"/>
+          <w:color w:val="000000"/>
+          <w:rtl w:val="0"/>
+          <w:rFonts w:ascii="FreeSerif" w:hAnsi="FreeSerif" w:eastAsia="FreeSerif" w:cs="FreeSerif"/>
+        </w:rPr>
+        <w:t>अंतर्निहित गंतव्य browser, cups और agent हैं। पुश प्रदाता का पंजीकरण सेटिंग या चयन विकल्प नहीं जोड़ता; सत्यापन, UI, कार्य निर्माण और परीक्षण साथ बदलें। पुल एजेंट AgentQueue और AgentController उपयोग करता है, PrintProviderInterface नहीं। PDF रेंडरर बदलने का सामान्य हुक नहीं है।</w:t>
       </w:r>
     </w:p>
     <w:p>
       <w:pPr>
         <w:bidi w:val="0"/>
-        <w:jc w:val="left"/>
+        <w:jc w:val="start"/>
       </w:pPr>
       <w:r>
         <w:rPr>
-          <w:rFonts w:ascii="Devanagari Sangam MN" w:hAnsi="Devanagari Sangam MN" w:eastAsia="Devanagari Sangam MN" w:cs="Devanagari Sangam MN"/>
-          <w:color w:val="000000"/>
-          <w:rtl w:val="0"/>
-          <w:lang w:val="hi-IN" w:eastAsia="hi-IN" w:bidi="hi-IN"/>
-          <w:cs w:val="1"/>
-          <w:szCs w:val="22"/>
-        </w:rPr>
-        <w:t xml:space="preserve">पथ </w:t>
-      </w:r>
-      <w:r>
-        <w:rPr>
-          <w:rFonts w:ascii="Courier New" w:hAnsi="Courier New" w:eastAsia="Courier New" w:cs="Courier New"/>
-          <w:color w:val="000000"/>
-          <w:rtl w:val="0"/>
-          <w:lang w:val="en-US" w:eastAsia="hi-IN" w:bidi="hi-IN"/>
-          <w:cs w:val="1"/>
-          <w:szCs w:val="22"/>
-        </w:rPr>
-        <w:t>/wp-json/wc-invoice-printer/v1</w:t>
-      </w:r>
-      <w:r>
-        <w:rPr>
-          <w:rFonts w:ascii="Devanagari Sangam MN" w:hAnsi="Devanagari Sangam MN" w:eastAsia="Devanagari Sangam MN" w:cs="Devanagari Sangam MN"/>
-          <w:color w:val="000000"/>
-          <w:rtl w:val="0"/>
-          <w:lang w:val="hi-IN" w:eastAsia="hi-IN" w:bidi="hi-IN"/>
-          <w:cs w:val="1"/>
-          <w:szCs w:val="22"/>
-        </w:rPr>
-        <w:t xml:space="preserve"> है। अधिकृत उपयोगकर्ता चाहिए; कुकी वाले ब्राउज़र के लिए </w:t>
-      </w:r>
-      <w:r>
-        <w:rPr>
-          <w:rFonts w:ascii="Courier New" w:hAnsi="Courier New" w:eastAsia="Courier New" w:cs="Courier New"/>
-          <w:color w:val="000000"/>
-          <w:rtl w:val="0"/>
-          <w:lang w:val="en-US" w:eastAsia="hi-IN" w:bidi="hi-IN"/>
-          <w:cs w:val="1"/>
-          <w:szCs w:val="22"/>
-        </w:rPr>
-        <w:t>wp_create_nonce('wp_rest')</w:t>
-      </w:r>
-      <w:r>
-        <w:rPr>
-          <w:rFonts w:ascii="Devanagari Sangam MN" w:hAnsi="Devanagari Sangam MN" w:eastAsia="Devanagari Sangam MN" w:cs="Devanagari Sangam MN"/>
-          <w:color w:val="000000"/>
-          <w:rtl w:val="0"/>
-          <w:lang w:val="hi-IN" w:eastAsia="hi-IN" w:bidi="hi-IN"/>
-          <w:cs w:val="1"/>
-          <w:szCs w:val="22"/>
-        </w:rPr>
-        <w:t xml:space="preserve"> का </w:t>
-      </w:r>
-      <w:r>
-        <w:rPr>
-          <w:rFonts w:ascii="Devanagari Sangam MN" w:hAnsi="Devanagari Sangam MN" w:eastAsia="Devanagari Sangam MN" w:cs="Devanagari Sangam MN"/>
-          <w:color w:val="000000"/>
-          <w:rtl w:val="0"/>
-          <w:lang w:val="en-US" w:eastAsia="hi-IN" w:bidi="hi-IN"/>
-          <w:cs w:val="1"/>
-          <w:szCs w:val="22"/>
-        </w:rPr>
-        <w:t>X-WP-Nonce</w:t>
-      </w:r>
-      <w:r>
-        <w:rPr>
-          <w:rFonts w:ascii="Devanagari Sangam MN" w:hAnsi="Devanagari Sangam MN" w:eastAsia="Devanagari Sangam MN" w:cs="Devanagari Sangam MN"/>
-          <w:color w:val="000000"/>
-          <w:rtl w:val="0"/>
-          <w:lang w:val="hi-IN" w:eastAsia="hi-IN" w:bidi="hi-IN"/>
-          <w:cs w:val="1"/>
-          <w:szCs w:val="22"/>
-        </w:rPr>
-        <w:t xml:space="preserve"> और </w:t>
-      </w:r>
-      <w:r>
-        <w:rPr>
-          <w:rFonts w:ascii="Courier New" w:hAnsi="Courier New" w:eastAsia="Courier New" w:cs="Courier New"/>
-          <w:color w:val="000000"/>
-          <w:rtl w:val="0"/>
-          <w:lang w:val="en-US" w:eastAsia="hi-IN" w:bidi="hi-IN"/>
-          <w:cs w:val="1"/>
-          <w:szCs w:val="22"/>
-        </w:rPr>
-        <w:t>_locale=user</w:t>
-      </w:r>
-      <w:r>
-        <w:rPr>
-          <w:rFonts w:ascii="Devanagari Sangam MN" w:hAnsi="Devanagari Sangam MN" w:eastAsia="Devanagari Sangam MN" w:cs="Devanagari Sangam MN"/>
-          <w:color w:val="000000"/>
-          <w:rtl w:val="0"/>
-          <w:lang w:val="hi-IN" w:eastAsia="hi-IN" w:bidi="hi-IN"/>
-          <w:cs w:val="1"/>
-          <w:szCs w:val="22"/>
-        </w:rPr>
-        <w:t xml:space="preserve"> भेजें। </w:t>
-      </w:r>
-      <w:r>
-        <w:rPr>
-          <w:rFonts w:ascii="Devanagari Sangam MN" w:hAnsi="Devanagari Sangam MN" w:eastAsia="Devanagari Sangam MN" w:cs="Devanagari Sangam MN"/>
-          <w:color w:val="000000"/>
-          <w:rtl w:val="0"/>
-          <w:lang w:val="en-US" w:eastAsia="hi-IN" w:bidi="hi-IN"/>
-          <w:cs w:val="1"/>
-          <w:szCs w:val="22"/>
-        </w:rPr>
-        <w:t>1</w:t>
-      </w:r>
-      <w:r>
-        <w:rPr>
-          <w:rFonts w:ascii="Devanagari Sangam MN" w:hAnsi="Devanagari Sangam MN" w:eastAsia="Devanagari Sangam MN" w:cs="Devanagari Sangam MN"/>
-          <w:color w:val="000000"/>
-          <w:rtl w:val="0"/>
-          <w:lang w:val="hi-IN" w:eastAsia="hi-IN" w:bidi="hi-IN"/>
-          <w:cs w:val="1"/>
-          <w:szCs w:val="22"/>
-        </w:rPr>
-        <w:t>–</w:t>
-      </w:r>
-      <w:r>
-        <w:rPr>
-          <w:rFonts w:ascii="Devanagari Sangam MN" w:hAnsi="Devanagari Sangam MN" w:eastAsia="Devanagari Sangam MN" w:cs="Devanagari Sangam MN"/>
-          <w:color w:val="000000"/>
-          <w:rtl w:val="0"/>
-          <w:lang w:val="en-US" w:eastAsia="hi-IN" w:bidi="hi-IN"/>
-          <w:cs w:val="1"/>
-          <w:szCs w:val="22"/>
-        </w:rPr>
-        <w:t>50</w:t>
-      </w:r>
-      <w:r>
-        <w:rPr>
-          <w:rFonts w:ascii="Devanagari Sangam MN" w:hAnsi="Devanagari Sangam MN" w:eastAsia="Devanagari Sangam MN" w:cs="Devanagari Sangam MN"/>
-          <w:color w:val="000000"/>
-          <w:rtl w:val="0"/>
-          <w:lang w:val="hi-IN" w:eastAsia="hi-IN" w:bidi="hi-IN"/>
-          <w:cs w:val="1"/>
-          <w:szCs w:val="22"/>
-        </w:rPr>
-        <w:t xml:space="preserve"> आदेश, </w:t>
-      </w:r>
-      <w:r>
-        <w:rPr>
-          <w:rFonts w:ascii="Devanagari Sangam MN" w:hAnsi="Devanagari Sangam MN" w:eastAsia="Devanagari Sangam MN" w:cs="Devanagari Sangam MN"/>
-          <w:color w:val="000000"/>
-          <w:rtl w:val="0"/>
-          <w:lang w:val="en-US" w:eastAsia="hi-IN" w:bidi="hi-IN"/>
-          <w:cs w:val="1"/>
-          <w:szCs w:val="22"/>
-        </w:rPr>
-        <w:t>1</w:t>
-      </w:r>
-      <w:r>
-        <w:rPr>
-          <w:rFonts w:ascii="Devanagari Sangam MN" w:hAnsi="Devanagari Sangam MN" w:eastAsia="Devanagari Sangam MN" w:cs="Devanagari Sangam MN"/>
-          <w:color w:val="000000"/>
-          <w:rtl w:val="0"/>
-          <w:lang w:val="hi-IN" w:eastAsia="hi-IN" w:bidi="hi-IN"/>
-          <w:cs w:val="1"/>
-          <w:szCs w:val="22"/>
-        </w:rPr>
-        <w:t>–</w:t>
-      </w:r>
-      <w:r>
-        <w:rPr>
-          <w:rFonts w:ascii="Devanagari Sangam MN" w:hAnsi="Devanagari Sangam MN" w:eastAsia="Devanagari Sangam MN" w:cs="Devanagari Sangam MN"/>
-          <w:color w:val="000000"/>
-          <w:rtl w:val="0"/>
-          <w:lang w:val="en-US" w:eastAsia="hi-IN" w:bidi="hi-IN"/>
-          <w:cs w:val="1"/>
-          <w:szCs w:val="22"/>
-        </w:rPr>
-        <w:t>20</w:t>
-      </w:r>
-      <w:r>
-        <w:rPr>
-          <w:rFonts w:ascii="Devanagari Sangam MN" w:hAnsi="Devanagari Sangam MN" w:eastAsia="Devanagari Sangam MN" w:cs="Devanagari Sangam MN"/>
-          <w:color w:val="000000"/>
-          <w:rtl w:val="0"/>
-          <w:lang w:val="hi-IN" w:eastAsia="hi-IN" w:bidi="hi-IN"/>
-          <w:cs w:val="1"/>
-          <w:szCs w:val="22"/>
-        </w:rPr>
-        <w:t xml:space="preserve"> प्रतियाँ, पंजीकृत टेम्पलेट और धनात्मक दशमलव स्ट्रिंग प्रिंटर </w:t>
-      </w:r>
-      <w:r>
-        <w:rPr>
-          <w:rFonts w:ascii="Devanagari Sangam MN" w:hAnsi="Devanagari Sangam MN" w:eastAsia="Devanagari Sangam MN" w:cs="Devanagari Sangam MN"/>
-          <w:color w:val="000000"/>
-          <w:rtl w:val="0"/>
-          <w:lang w:val="en-US" w:eastAsia="hi-IN" w:bidi="hi-IN"/>
-          <w:cs w:val="1"/>
-          <w:szCs w:val="22"/>
-        </w:rPr>
-        <w:t>ID</w:t>
-      </w:r>
-      <w:r>
-        <w:rPr>
-          <w:rFonts w:ascii="Devanagari Sangam MN" w:hAnsi="Devanagari Sangam MN" w:eastAsia="Devanagari Sangam MN" w:cs="Devanagari Sangam MN"/>
-          <w:color w:val="000000"/>
-          <w:rtl w:val="0"/>
-          <w:lang w:val="hi-IN" w:eastAsia="hi-IN" w:bidi="hi-IN"/>
-          <w:cs w:val="1"/>
-          <w:szCs w:val="22"/>
-        </w:rPr>
-        <w:t xml:space="preserve"> स्वीकार्य हैं। </w:t>
-      </w:r>
-      <w:r>
-        <w:rPr>
-          <w:rFonts w:ascii="Devanagari Sangam MN" w:hAnsi="Devanagari Sangam MN" w:eastAsia="Devanagari Sangam MN" w:cs="Devanagari Sangam MN"/>
-          <w:color w:val="000000"/>
-          <w:rtl w:val="0"/>
-          <w:lang w:val="en-US" w:eastAsia="hi-IN" w:bidi="hi-IN"/>
-          <w:cs w:val="1"/>
-          <w:szCs w:val="22"/>
-        </w:rPr>
-        <w:t>201</w:t>
-      </w:r>
-      <w:r>
-        <w:rPr>
-          <w:rFonts w:ascii="Devanagari Sangam MN" w:hAnsi="Devanagari Sangam MN" w:eastAsia="Devanagari Sangam MN" w:cs="Devanagari Sangam MN"/>
-          <w:color w:val="000000"/>
-          <w:rtl w:val="0"/>
-          <w:lang w:val="hi-IN" w:eastAsia="hi-IN" w:bidi="hi-IN"/>
-          <w:cs w:val="1"/>
-          <w:szCs w:val="22"/>
-        </w:rPr>
-        <w:t xml:space="preserve"> का अर्थ कतार है; मैनुअल पुनःअनुरोध नया कार्य बनाता है। आंशिक विफलता में </w:t>
-      </w:r>
-      <w:r>
-        <w:rPr>
-          <w:rFonts w:ascii="Courier New" w:hAnsi="Courier New" w:eastAsia="Courier New" w:cs="Courier New"/>
-          <w:color w:val="000000"/>
-          <w:rtl w:val="0"/>
-          <w:lang w:val="en-US" w:eastAsia="hi-IN" w:bidi="hi-IN"/>
-          <w:cs w:val="1"/>
-          <w:szCs w:val="22"/>
-        </w:rPr>
-        <w:t>job_ids</w:t>
-      </w:r>
-      <w:r>
-        <w:rPr>
-          <w:rFonts w:ascii="Devanagari Sangam MN" w:hAnsi="Devanagari Sangam MN" w:eastAsia="Devanagari Sangam MN" w:cs="Devanagari Sangam MN"/>
-          <w:color w:val="000000"/>
-          <w:rtl w:val="0"/>
-          <w:lang w:val="hi-IN" w:eastAsia="hi-IN" w:bidi="hi-IN"/>
-          <w:cs w:val="1"/>
-          <w:szCs w:val="22"/>
-        </w:rPr>
-        <w:t xml:space="preserve"> देखें।</w:t>
+          <w:lang w:val="hi-IN" w:bidi="hi-IN" w:eastAsia="hi-IN"/>
+          <w:color w:val="000000"/>
+          <w:rtl w:val="0"/>
+          <w:rFonts w:ascii="FreeSerif" w:hAnsi="FreeSerif" w:eastAsia="FreeSerif" w:cs="FreeSerif"/>
+        </w:rPr>
+        <w:t>POST /print में 1–50 ऑर्डर ID, पंजीकृत टेम्पलेट और 1–20 प्रतियाँ स्वीकार हैं। cups के लिए सटीक CUPS कतार और agent के लिए जुड़ी तार्किक कतार दें। 201 का अर्थ कतार में है। कुकी अनुरोधों को REST nonce चाहिए। दोहराए मैनुअल अनुरोध नए कार्य बनाते हैं; अधूरे बैच के job_ids जाँचें।</w:t>
       </w:r>
     </w:p>
     <w:tbl>
@@ -6511,7 +5495,7 @@
               <w:left w:w="100" w:type="dxa"/>
               <w:right w:w="100" w:type="dxa"/>
             </w:tcMar>
-            <w:shd w:fill="E7EDF2"/>
+            <w:shd w:fill="D9D9D9" w:val="clear"/>
           </w:tcPr>
           <w:p>
             <w:pPr>
@@ -6545,7 +5529,7 @@
               <w:left w:w="100" w:type="dxa"/>
               <w:right w:w="100" w:type="dxa"/>
             </w:tcMar>
-            <w:shd w:fill="E7EDF2"/>
+            <w:shd w:fill="D9D9D9" w:val="clear"/>
           </w:tcPr>
           <w:p>
             <w:pPr>
@@ -7123,19 +6107,14 @@
         <w:pStyle w:val="Code"/>
         <w:keepNext/>
         <w:bidi w:val="0"/>
-        <w:jc w:val="left"/>
+        <w:jc w:val="start"/>
       </w:pPr>
       <w:r>
         <w:rPr>
-          <w:rFonts w:ascii="Courier New" w:hAnsi="Courier New" w:eastAsia="Courier New" w:cs="Courier New"/>
-          <w:color w:val="000000"/>
-          <w:sz w:val="18"/>
-          <w:rtl w:val="0"/>
-          <w:lang w:val="en-US" w:eastAsia="hi-IN" w:bidi="hi-IN"/>
-          <w:cs w:val="1"/>
-          <w:szCs w:val="18"/>
-        </w:rPr>
-        <w:t xml:space="preserve">  "provider_id": "printnode", "printer_id": "12345",</w:t>
+          <w:lang w:val="hi-IN" w:bidi="hi-IN"/>
+          <w:rtl w:val="0"/>
+        </w:rPr>
+        <w:t xml:space="preserve">  "provider_id": "cups", "printer_id": "Office_A4",</w:t>
       </w:r>
     </w:p>
     <w:p>
@@ -7266,134 +6245,29 @@
     <w:p>
       <w:pPr>
         <w:bidi w:val="0"/>
-        <w:jc w:val="left"/>
+        <w:jc w:val="start"/>
       </w:pPr>
       <w:r>
         <w:rPr>
-          <w:rFonts w:ascii="Devanagari Sangam MN" w:hAnsi="Devanagari Sangam MN" w:eastAsia="Devanagari Sangam MN" w:cs="Devanagari Sangam MN"/>
-          <w:color w:val="000000"/>
-          <w:rtl w:val="0"/>
-          <w:lang w:val="hi-IN" w:eastAsia="hi-IN" w:bidi="hi-IN"/>
-          <w:cs w:val="1"/>
-          <w:szCs w:val="22"/>
-        </w:rPr>
-        <w:t xml:space="preserve">स्वचालन शुरू में बंद है। कुंजी सहेजें, कनेक्शन जाँचें, प्रिंटर सूची ताज़ा करें, उपकरण चुनें और वास्तविक नमूना छापकर सक्रिय करें। </w:t>
-      </w:r>
-      <w:r>
-        <w:rPr>
-          <w:rFonts w:ascii="Devanagari Sangam MN" w:hAnsi="Devanagari Sangam MN" w:eastAsia="Devanagari Sangam MN" w:cs="Devanagari Sangam MN"/>
-          <w:color w:val="000000"/>
-          <w:rtl w:val="0"/>
-          <w:lang w:val="en-US" w:eastAsia="hi-IN" w:bidi="hi-IN"/>
-          <w:cs w:val="1"/>
-          <w:szCs w:val="22"/>
-        </w:rPr>
-        <w:t>PrintNode</w:t>
-      </w:r>
-      <w:r>
-        <w:rPr>
-          <w:rFonts w:ascii="Devanagari Sangam MN" w:hAnsi="Devanagari Sangam MN" w:eastAsia="Devanagari Sangam MN" w:cs="Devanagari Sangam MN"/>
-          <w:color w:val="000000"/>
-          <w:rtl w:val="0"/>
-          <w:lang w:val="hi-IN" w:eastAsia="hi-IN" w:bidi="hi-IN"/>
-          <w:cs w:val="1"/>
-          <w:szCs w:val="22"/>
-        </w:rPr>
-        <w:t xml:space="preserve"> क्लाइंट ऑनलाइन हो। स्थानीय ब्राउज़र प्रिंट को कुंजी नहीं चाहिए; चयन ऑपरेटिंग सिस्टम संवाद में होता है।</w:t>
+          <w:lang w:val="hi-IN" w:bidi="hi-IN" w:eastAsia="hi-IN"/>
+          <w:color w:val="000000"/>
+          <w:rtl w:val="0"/>
+          <w:rFonts w:ascii="FreeSerif" w:hAnsi="FreeSerif" w:eastAsia="FreeSerif" w:cs="FreeSerif"/>
+        </w:rPr>
+        <w:t>Windows, Linux या macOS पर निःशुल्क स्थानीय प्रिंट एजेंट उपयोग करें। यह HTTPS से साइट से जुड़ता है और साझा होस्टिंग, VPS तथा समर्पित सर्वर पर काम करता है। प्रिंट एजेंट भूमिका वाला उपयोगकर्ता और ऐप पासवर्ड बनाएं। यहां उसका ID और कतार जोड़ें और स्थानीय एजेंट में वही कतार सेट करें। कंप्यूटर को चालू और जागा रखें। स्वचालित प्रिंट स्थानीय एजेंट या आपके CUPS सर्वर से होता है। ब्राउज़र प्रिंट संवाद का उपयोग करता है।</w:t>
       </w:r>
     </w:p>
     <w:p>
       <w:pPr>
         <w:bidi w:val="0"/>
-        <w:jc w:val="left"/>
+        <w:jc w:val="start"/>
       </w:pPr>
       <w:r>
         <w:rPr>
-          <w:rFonts w:ascii="Courier New" w:hAnsi="Courier New" w:eastAsia="Courier New" w:cs="Courier New"/>
-          <w:color w:val="000000"/>
-          <w:rtl w:val="0"/>
-          <w:lang w:val="en-US" w:eastAsia="hi-IN" w:bidi="hi-IN"/>
-          <w:cs w:val="1"/>
-          <w:szCs w:val="22"/>
-        </w:rPr>
-        <w:t>woocommerce_payment_complete</w:t>
-      </w:r>
-      <w:r>
-        <w:rPr>
-          <w:rFonts w:ascii="Devanagari Sangam MN" w:hAnsi="Devanagari Sangam MN" w:eastAsia="Devanagari Sangam MN" w:cs="Devanagari Sangam MN"/>
-          <w:color w:val="000000"/>
-          <w:rtl w:val="0"/>
-          <w:lang w:val="hi-IN" w:eastAsia="hi-IN" w:bidi="hi-IN"/>
-          <w:cs w:val="1"/>
-          <w:szCs w:val="22"/>
-        </w:rPr>
-        <w:t xml:space="preserve"> और भुगतान स्थिति विकल्प उपयोग होते हैं। सक्रिय सेटिंग, </w:t>
-      </w:r>
-      <w:r>
-        <w:rPr>
-          <w:rFonts w:ascii="Courier New" w:hAnsi="Courier New" w:eastAsia="Courier New" w:cs="Courier New"/>
-          <w:color w:val="000000"/>
-          <w:rtl w:val="0"/>
-          <w:lang w:val="en-US" w:eastAsia="hi-IN" w:bidi="hi-IN"/>
-          <w:cs w:val="1"/>
-          <w:szCs w:val="22"/>
-        </w:rPr>
-        <w:t>is_paid()</w:t>
-      </w:r>
-      <w:r>
-        <w:rPr>
-          <w:rFonts w:ascii="Devanagari Sangam MN" w:hAnsi="Devanagari Sangam MN" w:eastAsia="Devanagari Sangam MN" w:cs="Devanagari Sangam MN"/>
-          <w:color w:val="000000"/>
-          <w:rtl w:val="0"/>
-          <w:lang w:val="hi-IN" w:eastAsia="hi-IN" w:bidi="hi-IN"/>
-          <w:cs w:val="1"/>
-          <w:szCs w:val="22"/>
-        </w:rPr>
-        <w:t xml:space="preserve">, सही टेम्पलेट, कुंजी और प्रिंटर चाहिए; </w:t>
-      </w:r>
-      <w:r>
-        <w:rPr>
-          <w:rFonts w:ascii="Courier New" w:hAnsi="Courier New" w:eastAsia="Courier New" w:cs="Courier New"/>
-          <w:color w:val="000000"/>
-          <w:rtl w:val="0"/>
-          <w:lang w:val="en-US" w:eastAsia="hi-IN" w:bidi="hi-IN"/>
-          <w:cs w:val="1"/>
-          <w:szCs w:val="22"/>
-        </w:rPr>
-        <w:t>wcip_automatic_print_eligible</w:t>
-      </w:r>
-      <w:r>
-        <w:rPr>
-          <w:rFonts w:ascii="Devanagari Sangam MN" w:hAnsi="Devanagari Sangam MN" w:eastAsia="Devanagari Sangam MN" w:cs="Devanagari Sangam MN"/>
-          <w:color w:val="000000"/>
-          <w:rtl w:val="0"/>
-          <w:lang w:val="hi-IN" w:eastAsia="hi-IN" w:bidi="hi-IN"/>
-          <w:cs w:val="1"/>
-          <w:szCs w:val="22"/>
-        </w:rPr>
-        <w:t xml:space="preserve"> रोक सकता है। ऑफ़लाइन गेटवे रकम मिलने से पहले </w:t>
-      </w:r>
-      <w:r>
-        <w:rPr>
-          <w:rFonts w:ascii="Devanagari Sangam MN" w:hAnsi="Devanagari Sangam MN" w:eastAsia="Devanagari Sangam MN" w:cs="Devanagari Sangam MN"/>
-          <w:color w:val="000000"/>
-          <w:rtl w:val="0"/>
-          <w:lang w:val="en-US" w:eastAsia="hi-IN" w:bidi="hi-IN"/>
-          <w:cs w:val="1"/>
-          <w:szCs w:val="22"/>
-        </w:rPr>
-        <w:t>processing</w:t>
-      </w:r>
-      <w:r>
-        <w:rPr>
-          <w:rFonts w:ascii="Devanagari Sangam MN" w:hAnsi="Devanagari Sangam MN" w:eastAsia="Devanagari Sangam MN" w:cs="Devanagari Sangam MN"/>
-          <w:color w:val="000000"/>
-          <w:rtl w:val="0"/>
-          <w:lang w:val="hi-IN" w:eastAsia="hi-IN" w:bidi="hi-IN"/>
-          <w:cs w:val="1"/>
-          <w:szCs w:val="22"/>
-        </w:rPr>
-        <w:t xml:space="preserve"> दे सकता है। केवल भुगतान हुक हेतु नीचे का फ़िल्टर बंद करें और गेटवे जाँचें। पुराने आदेश स्वतः नहीं छपते; बंद करने से मौजूदा कतार नहीं रुकती।</w:t>
+          <w:lang w:val="hi-IN" w:bidi="hi-IN"/>
+          <w:rtl w:val="0"/>
+        </w:rPr>
+        <w:t>डिफ़ॉल्ट नीति में भुगतान स्थिति और दर्ज भुगतान तिथि चाहिए। COD, बैंक ट्रांसफ़र और चेक के लिए वास्तविक संग्रह की पुष्टि वाला एडाप्टर चाहिए; आंशिक भुगतान के लिए भी। वर्कर रेंडर और भेजने से पहले नीति फिर जाँचता है। निर्माण तिथि निर्णायक नहीं है। इवेंट और सीमित खोज सक्षम/अपग्रेड समय का पालन करते हैं; पुराने ऑर्डर स्पष्ट पूर्वावलोकन और चयन माँगते हैं।</w:t>
       </w:r>
     </w:p>
     <w:p>
@@ -7424,172 +6298,16 @@
     <w:p>
       <w:pPr>
         <w:bidi w:val="0"/>
-        <w:jc w:val="left"/>
+        <w:jc w:val="start"/>
       </w:pPr>
       <w:r>
         <w:rPr>
-          <w:rFonts w:ascii="Devanagari Sangam MN" w:hAnsi="Devanagari Sangam MN" w:eastAsia="Devanagari Sangam MN" w:cs="Devanagari Sangam MN"/>
-          <w:color w:val="000000"/>
-          <w:rtl w:val="0"/>
-          <w:lang w:val="hi-IN" w:eastAsia="hi-IN" w:bidi="hi-IN"/>
-          <w:cs w:val="1"/>
-          <w:szCs w:val="22"/>
-        </w:rPr>
-        <w:t xml:space="preserve">अद्वितीय कुंजी और पुराने रिकॉर्ड से प्रति आदेश एक स्वचालित कार्य बनता है; मैनुअल दोहराया जा सकता है। वर्कर परमाणु दावा कर भेजने से पहले भुगतान फिर जाँचता है। </w:t>
-      </w:r>
-      <w:r>
-        <w:rPr>
-          <w:rFonts w:ascii="Courier New" w:hAnsi="Courier New" w:eastAsia="Courier New" w:cs="Courier New"/>
-          <w:color w:val="000000"/>
-          <w:rtl w:val="0"/>
-          <w:lang w:val="en-US" w:eastAsia="hi-IN" w:bidi="hi-IN"/>
-          <w:cs w:val="1"/>
-          <w:szCs w:val="22"/>
-        </w:rPr>
-        <w:t>wcip_process_print_job</w:t>
-      </w:r>
-      <w:r>
-        <w:rPr>
-          <w:rFonts w:ascii="Devanagari Sangam MN" w:hAnsi="Devanagari Sangam MN" w:eastAsia="Devanagari Sangam MN" w:cs="Devanagari Sangam MN"/>
-          <w:color w:val="000000"/>
-          <w:rtl w:val="0"/>
-          <w:lang w:val="hi-IN" w:eastAsia="hi-IN" w:bidi="hi-IN"/>
-          <w:cs w:val="1"/>
-          <w:szCs w:val="22"/>
-        </w:rPr>
-        <w:t xml:space="preserve">, </w:t>
-      </w:r>
-      <w:r>
-        <w:rPr>
-          <w:rFonts w:ascii="Devanagari Sangam MN" w:hAnsi="Devanagari Sangam MN" w:eastAsia="Devanagari Sangam MN" w:cs="Devanagari Sangam MN"/>
-          <w:color w:val="000000"/>
-          <w:rtl w:val="0"/>
-          <w:lang w:val="en-US" w:eastAsia="hi-IN" w:bidi="hi-IN"/>
-          <w:cs w:val="1"/>
-          <w:szCs w:val="22"/>
-        </w:rPr>
-        <w:t>wc-invoice-printer</w:t>
-      </w:r>
-      <w:r>
-        <w:rPr>
-          <w:rFonts w:ascii="Devanagari Sangam MN" w:hAnsi="Devanagari Sangam MN" w:eastAsia="Devanagari Sangam MN" w:cs="Devanagari Sangam MN"/>
-          <w:color w:val="000000"/>
-          <w:rtl w:val="0"/>
-          <w:lang w:val="hi-IN" w:eastAsia="hi-IN" w:bidi="hi-IN"/>
-          <w:cs w:val="1"/>
-          <w:szCs w:val="22"/>
-        </w:rPr>
-        <w:t xml:space="preserve"> समूह और </w:t>
-      </w:r>
-      <w:r>
-        <w:rPr>
-          <w:rFonts w:ascii="Courier New" w:hAnsi="Courier New" w:eastAsia="Courier New" w:cs="Courier New"/>
-          <w:color w:val="000000"/>
-          <w:rtl w:val="0"/>
-          <w:lang w:val="en-US" w:eastAsia="hi-IN" w:bidi="hi-IN"/>
-          <w:cs w:val="1"/>
-          <w:szCs w:val="22"/>
-        </w:rPr>
-        <w:t>job_id</w:t>
-      </w:r>
-      <w:r>
-        <w:rPr>
-          <w:rFonts w:ascii="Devanagari Sangam MN" w:hAnsi="Devanagari Sangam MN" w:eastAsia="Devanagari Sangam MN" w:cs="Devanagari Sangam MN"/>
-          <w:color w:val="000000"/>
-          <w:rtl w:val="0"/>
-          <w:lang w:val="hi-IN" w:eastAsia="hi-IN" w:bidi="hi-IN"/>
-          <w:cs w:val="1"/>
-          <w:szCs w:val="22"/>
-        </w:rPr>
-        <w:t xml:space="preserve"> हैं। सहेजे कर्सर से प्रति बार </w:t>
-      </w:r>
-      <w:r>
-        <w:rPr>
-          <w:rFonts w:ascii="Devanagari Sangam MN" w:hAnsi="Devanagari Sangam MN" w:eastAsia="Devanagari Sangam MN" w:cs="Devanagari Sangam MN"/>
-          <w:color w:val="000000"/>
-          <w:rtl w:val="0"/>
-          <w:lang w:val="en-US" w:eastAsia="hi-IN" w:bidi="hi-IN"/>
-          <w:cs w:val="1"/>
-          <w:szCs w:val="22"/>
-        </w:rPr>
-        <w:t>100</w:t>
-      </w:r>
-      <w:r>
-        <w:rPr>
-          <w:rFonts w:ascii="Devanagari Sangam MN" w:hAnsi="Devanagari Sangam MN" w:eastAsia="Devanagari Sangam MN" w:cs="Devanagari Sangam MN"/>
-          <w:color w:val="000000"/>
-          <w:rtl w:val="0"/>
-          <w:lang w:val="hi-IN" w:eastAsia="hi-IN" w:bidi="hi-IN"/>
-          <w:cs w:val="1"/>
-          <w:szCs w:val="22"/>
-        </w:rPr>
-        <w:t xml:space="preserve"> कार्य जाँचे जाते हैं; कार्रवाई रहित </w:t>
-      </w:r>
-      <w:r>
-        <w:rPr>
-          <w:rFonts w:ascii="Devanagari Sangam MN" w:hAnsi="Devanagari Sangam MN" w:eastAsia="Devanagari Sangam MN" w:cs="Devanagari Sangam MN"/>
-          <w:color w:val="000000"/>
-          <w:rtl w:val="0"/>
-          <w:lang w:val="en-US" w:eastAsia="hi-IN" w:bidi="hi-IN"/>
-          <w:cs w:val="1"/>
-          <w:szCs w:val="22"/>
-        </w:rPr>
-        <w:t>queued</w:t>
-      </w:r>
-      <w:r>
-        <w:rPr>
-          <w:rFonts w:ascii="Devanagari Sangam MN" w:hAnsi="Devanagari Sangam MN" w:eastAsia="Devanagari Sangam MN" w:cs="Devanagari Sangam MN"/>
-          <w:color w:val="000000"/>
-          <w:rtl w:val="0"/>
-          <w:lang w:val="hi-IN" w:eastAsia="hi-IN" w:bidi="hi-IN"/>
-          <w:cs w:val="1"/>
-          <w:szCs w:val="22"/>
-        </w:rPr>
-        <w:t xml:space="preserve"> फिर निर्धारित होता है, दस मिनट पुराना निष्क्रिय </w:t>
-      </w:r>
-      <w:r>
-        <w:rPr>
-          <w:rFonts w:ascii="Devanagari Sangam MN" w:hAnsi="Devanagari Sangam MN" w:eastAsia="Devanagari Sangam MN" w:cs="Devanagari Sangam MN"/>
-          <w:color w:val="000000"/>
-          <w:rtl w:val="0"/>
-          <w:lang w:val="en-US" w:eastAsia="hi-IN" w:bidi="hi-IN"/>
-          <w:cs w:val="1"/>
-          <w:szCs w:val="22"/>
-        </w:rPr>
-        <w:t>processing</w:t>
-      </w:r>
-      <w:r>
-        <w:rPr>
-          <w:rFonts w:ascii="Devanagari Sangam MN" w:hAnsi="Devanagari Sangam MN" w:eastAsia="Devanagari Sangam MN" w:cs="Devanagari Sangam MN"/>
-          <w:color w:val="000000"/>
-          <w:rtl w:val="0"/>
-          <w:lang w:val="hi-IN" w:eastAsia="hi-IN" w:bidi="hi-IN"/>
-          <w:cs w:val="1"/>
-          <w:szCs w:val="22"/>
-        </w:rPr>
-        <w:t xml:space="preserve"> </w:t>
-      </w:r>
-      <w:r>
-        <w:rPr>
-          <w:rFonts w:ascii="Devanagari Sangam MN" w:hAnsi="Devanagari Sangam MN" w:eastAsia="Devanagari Sangam MN" w:cs="Devanagari Sangam MN"/>
-          <w:color w:val="000000"/>
-          <w:rtl w:val="0"/>
-          <w:lang w:val="en-US" w:eastAsia="hi-IN" w:bidi="hi-IN"/>
-          <w:cs w:val="1"/>
-          <w:szCs w:val="22"/>
-        </w:rPr>
-        <w:t>unknown</w:t>
-      </w:r>
-      <w:r>
-        <w:rPr>
-          <w:rFonts w:ascii="Devanagari Sangam MN" w:hAnsi="Devanagari Sangam MN" w:eastAsia="Devanagari Sangam MN" w:cs="Devanagari Sangam MN"/>
-          <w:color w:val="000000"/>
-          <w:rtl w:val="0"/>
-          <w:lang w:val="hi-IN" w:eastAsia="hi-IN" w:bidi="hi-IN"/>
-          <w:cs w:val="1"/>
-          <w:szCs w:val="22"/>
-        </w:rPr>
-        <w:t xml:space="preserve"> बनता है।</w:t>
+          <w:lang w:val="hi-IN" w:bidi="hi-IN" w:eastAsia="hi-IN"/>
+          <w:color w:val="000000"/>
+          <w:rtl w:val="0"/>
+          <w:rFonts w:ascii="FreeSerif" w:hAnsi="FreeSerif" w:eastAsia="FreeSerif" w:cs="FreeSerif"/>
+        </w:rPr>
+        <w:t>CUPS: अद्वितीय कुंजी और पुराने रिकॉर्ड से प्रति आदेश एक स्वचालित कार्य बनता है; मैनुअल दोहराया जा सकता है। वर्कर परमाणु दावा कर भेजने से पहले भुगतान फिर जाँचता है। wcip_process_print_job, wc-invoice-printer समूह और job_id हैं। सहेजे कर्सर से प्रति बार 100 कार्य जाँचे जाते हैं; कार्रवाई रहित queued फिर निर्धारित होता है, दस मिनट पुराना निष्क्रिय processing unknown बनता है।</w:t>
       </w:r>
     </w:p>
     <w:tbl>
@@ -7626,7 +6344,7 @@
               <w:left w:w="100" w:type="dxa"/>
               <w:right w:w="100" w:type="dxa"/>
             </w:tcMar>
-            <w:shd w:fill="E7EDF2"/>
+            <w:shd w:fill="D9D9D9" w:val="clear"/>
           </w:tcPr>
           <w:p>
             <w:pPr>
@@ -7660,7 +6378,7 @@
               <w:left w:w="100" w:type="dxa"/>
               <w:right w:w="100" w:type="dxa"/>
             </w:tcMar>
-            <w:shd w:fill="E7EDF2"/>
+            <w:shd w:fill="D9D9D9" w:val="clear"/>
           </w:tcPr>
           <w:p>
             <w:pPr>
@@ -8342,106 +7060,16 @@
     <w:p>
       <w:pPr>
         <w:bidi w:val="0"/>
-        <w:jc w:val="left"/>
+        <w:jc w:val="start"/>
       </w:pPr>
       <w:r>
         <w:rPr>
-          <w:rFonts w:ascii="Devanagari Sangam MN" w:hAnsi="Devanagari Sangam MN" w:eastAsia="Devanagari Sangam MN" w:cs="Devanagari Sangam MN"/>
-          <w:color w:val="000000"/>
-          <w:rtl w:val="0"/>
-          <w:lang w:val="hi-IN" w:eastAsia="hi-IN" w:bidi="hi-IN"/>
-          <w:cs w:val="1"/>
-          <w:szCs w:val="22"/>
-        </w:rPr>
-        <w:t xml:space="preserve">साइट भाषा सभी पृष्ठभूमि </w:t>
-      </w:r>
-      <w:r>
-        <w:rPr>
-          <w:rFonts w:ascii="Devanagari Sangam MN" w:hAnsi="Devanagari Sangam MN" w:eastAsia="Devanagari Sangam MN" w:cs="Devanagari Sangam MN"/>
-          <w:color w:val="000000"/>
-          <w:rtl w:val="0"/>
-          <w:lang w:val="en-US" w:eastAsia="hi-IN" w:bidi="hi-IN"/>
-          <w:cs w:val="1"/>
-          <w:szCs w:val="22"/>
-        </w:rPr>
-        <w:t>PrintNode</w:t>
-      </w:r>
-      <w:r>
-        <w:rPr>
-          <w:rFonts w:ascii="Devanagari Sangam MN" w:hAnsi="Devanagari Sangam MN" w:eastAsia="Devanagari Sangam MN" w:cs="Devanagari Sangam MN"/>
-          <w:color w:val="000000"/>
-          <w:rtl w:val="0"/>
-          <w:lang w:val="hi-IN" w:eastAsia="hi-IN" w:bidi="hi-IN"/>
-          <w:cs w:val="1"/>
-          <w:szCs w:val="22"/>
-        </w:rPr>
-        <w:t xml:space="preserve"> चालान तय करती है, मैनुअल कतार भी। प्रोफ़ाइल भाषा प्रशासन, </w:t>
-      </w:r>
-      <w:r>
-        <w:rPr>
-          <w:rFonts w:ascii="Devanagari Sangam MN" w:hAnsi="Devanagari Sangam MN" w:eastAsia="Devanagari Sangam MN" w:cs="Devanagari Sangam MN"/>
-          <w:color w:val="000000"/>
-          <w:rtl w:val="0"/>
-          <w:lang w:val="en-US" w:eastAsia="hi-IN" w:bidi="hi-IN"/>
-          <w:cs w:val="1"/>
-          <w:szCs w:val="22"/>
-        </w:rPr>
-        <w:t>REST</w:t>
-      </w:r>
-      <w:r>
-        <w:rPr>
-          <w:rFonts w:ascii="Devanagari Sangam MN" w:hAnsi="Devanagari Sangam MN" w:eastAsia="Devanagari Sangam MN" w:cs="Devanagari Sangam MN"/>
-          <w:color w:val="000000"/>
-          <w:rtl w:val="0"/>
-          <w:lang w:val="hi-IN" w:eastAsia="hi-IN" w:bidi="hi-IN"/>
-          <w:cs w:val="1"/>
-          <w:szCs w:val="22"/>
-        </w:rPr>
-        <w:t xml:space="preserve"> और ब्राउज़र पूर्वावलोकन तय करती है। फ़ारसी और अरबी </w:t>
-      </w:r>
-      <w:r>
-        <w:rPr>
-          <w:rFonts w:ascii="Devanagari Sangam MN" w:hAnsi="Devanagari Sangam MN" w:eastAsia="Devanagari Sangam MN" w:cs="Devanagari Sangam MN"/>
-          <w:color w:val="000000"/>
-          <w:rtl w:val="0"/>
-          <w:lang w:val="en-US" w:eastAsia="hi-IN" w:bidi="hi-IN"/>
-          <w:cs w:val="1"/>
-          <w:szCs w:val="22"/>
-        </w:rPr>
-        <w:t>RTL</w:t>
-      </w:r>
-      <w:r>
-        <w:rPr>
-          <w:rFonts w:ascii="Devanagari Sangam MN" w:hAnsi="Devanagari Sangam MN" w:eastAsia="Devanagari Sangam MN" w:cs="Devanagari Sangam MN"/>
-          <w:color w:val="000000"/>
-          <w:rtl w:val="0"/>
-          <w:lang w:val="hi-IN" w:eastAsia="hi-IN" w:bidi="hi-IN"/>
-          <w:cs w:val="1"/>
-          <w:szCs w:val="22"/>
-        </w:rPr>
-        <w:t xml:space="preserve"> हैं; </w:t>
-      </w:r>
-      <w:r>
-        <w:rPr>
-          <w:rFonts w:ascii="Devanagari Sangam MN" w:hAnsi="Devanagari Sangam MN" w:eastAsia="Devanagari Sangam MN" w:cs="Devanagari Sangam MN"/>
-          <w:color w:val="000000"/>
-          <w:rtl w:val="0"/>
-          <w:lang w:val="en-US" w:eastAsia="hi-IN" w:bidi="hi-IN"/>
-          <w:cs w:val="1"/>
-          <w:szCs w:val="22"/>
-        </w:rPr>
-        <w:t>RTL</w:t>
-      </w:r>
-      <w:r>
-        <w:rPr>
-          <w:rFonts w:ascii="Devanagari Sangam MN" w:hAnsi="Devanagari Sangam MN" w:eastAsia="Devanagari Sangam MN" w:cs="Devanagari Sangam MN"/>
-          <w:color w:val="000000"/>
-          <w:rtl w:val="0"/>
-          <w:lang w:val="hi-IN" w:eastAsia="hi-IN" w:bidi="hi-IN"/>
-          <w:cs w:val="1"/>
-          <w:szCs w:val="22"/>
-        </w:rPr>
-        <w:t xml:space="preserve"> बटन केवल दिशा बदलता है। सहेजे उत्पाद, ग्राहक, व्यवसाय या टिप्पणी पाठ का अनुवाद नहीं होता।</w:t>
+          <w:lang w:val="hi-IN" w:bidi="hi-IN" w:eastAsia="hi-IN"/>
+          <w:color w:val="000000"/>
+          <w:rtl w:val="0"/>
+          <w:rFonts w:ascii="FreeSerif" w:hAnsi="FreeSerif" w:eastAsia="FreeSerif" w:cs="FreeSerif"/>
+        </w:rPr>
+        <w:t>साइट भाषा सभी पृष्ठभूमि CUPS / agent चालान तय करती है, मैनुअल कतार भी। प्रोफ़ाइल भाषा प्रशासन, REST और ब्राउज़र पूर्वावलोकन तय करती है। फ़ारसी और अरबी RTL हैं; RTL बटन केवल दिशा बदलता है। सहेजे उत्पाद, ग्राहक, व्यवसाय या टिप्पणी पाठ का अनुवाद नहीं होता।</w:t>
       </w:r>
     </w:p>
     <w:tbl>
@@ -8479,7 +7107,7 @@
               <w:left w:w="100" w:type="dxa"/>
               <w:right w:w="100" w:type="dxa"/>
             </w:tcMar>
-            <w:shd w:fill="E7EDF2"/>
+            <w:shd w:fill="D9D9D9" w:val="clear"/>
           </w:tcPr>
           <w:p>
             <w:pPr>
@@ -8513,7 +7141,7 @@
               <w:left w:w="100" w:type="dxa"/>
               <w:right w:w="100" w:type="dxa"/>
             </w:tcMar>
-            <w:shd w:fill="E7EDF2"/>
+            <w:shd w:fill="D9D9D9" w:val="clear"/>
           </w:tcPr>
           <w:p>
             <w:pPr>
@@ -8547,7 +7175,7 @@
               <w:left w:w="100" w:type="dxa"/>
               <w:right w:w="100" w:type="dxa"/>
             </w:tcMar>
-            <w:shd w:fill="E7EDF2"/>
+            <w:shd w:fill="D9D9D9" w:val="clear"/>
           </w:tcPr>
           <w:p>
             <w:pPr>
@@ -10668,7 +9296,7 @@
           <w:cs w:val="1"/>
           <w:szCs w:val="22"/>
         </w:rPr>
-        <w:t>PrintNode</w:t>
+        <w:t>CUPS</w:t>
       </w:r>
       <w:r>
         <w:rPr>
@@ -11263,172 +9891,14 @@
     <w:p>
       <w:pPr>
         <w:bidi w:val="0"/>
-        <w:jc w:val="left"/>
+        <w:jc w:val="start"/>
       </w:pPr>
       <w:r>
         <w:rPr>
-          <w:rFonts w:ascii="Devanagari Sangam MN" w:hAnsi="Devanagari Sangam MN" w:eastAsia="Devanagari Sangam MN" w:cs="Devanagari Sangam MN"/>
-          <w:color w:val="000000"/>
-          <w:rtl w:val="0"/>
-          <w:lang w:val="hi-IN" w:eastAsia="hi-IN" w:bidi="hi-IN"/>
-          <w:cs w:val="1"/>
-          <w:szCs w:val="22"/>
-        </w:rPr>
-        <w:t xml:space="preserve">कुंजी सर्वर पर रखें। </w:t>
-      </w:r>
-      <w:r>
-        <w:rPr>
-          <w:rFonts w:ascii="Devanagari Sangam MN" w:hAnsi="Devanagari Sangam MN" w:eastAsia="Devanagari Sangam MN" w:cs="Devanagari Sangam MN"/>
-          <w:color w:val="000000"/>
-          <w:rtl w:val="0"/>
-          <w:lang w:val="en-US" w:eastAsia="hi-IN" w:bidi="hi-IN"/>
-          <w:cs w:val="1"/>
-          <w:szCs w:val="22"/>
-        </w:rPr>
-        <w:t>wp-config.php</w:t>
-      </w:r>
-      <w:r>
-        <w:rPr>
-          <w:rFonts w:ascii="Devanagari Sangam MN" w:hAnsi="Devanagari Sangam MN" w:eastAsia="Devanagari Sangam MN" w:cs="Devanagari Sangam MN"/>
-          <w:color w:val="000000"/>
-          <w:rtl w:val="0"/>
-          <w:lang w:val="hi-IN" w:eastAsia="hi-IN" w:bidi="hi-IN"/>
-          <w:cs w:val="1"/>
-          <w:szCs w:val="22"/>
-        </w:rPr>
-        <w:t xml:space="preserve"> का गैरखाली </w:t>
-      </w:r>
-      <w:r>
-        <w:rPr>
-          <w:rFonts w:ascii="Courier New" w:hAnsi="Courier New" w:eastAsia="Courier New" w:cs="Courier New"/>
-          <w:color w:val="000000"/>
-          <w:rtl w:val="0"/>
-          <w:lang w:val="en-US" w:eastAsia="hi-IN" w:bidi="hi-IN"/>
-          <w:cs w:val="1"/>
-          <w:szCs w:val="22"/>
-        </w:rPr>
-        <w:t>WCIP_PRINTNODE_API_KEY</w:t>
-      </w:r>
-      <w:r>
-        <w:rPr>
-          <w:rFonts w:ascii="Devanagari Sangam MN" w:hAnsi="Devanagari Sangam MN" w:eastAsia="Devanagari Sangam MN" w:cs="Devanagari Sangam MN"/>
-          <w:color w:val="000000"/>
-          <w:rtl w:val="0"/>
-          <w:lang w:val="hi-IN" w:eastAsia="hi-IN" w:bidi="hi-IN"/>
-          <w:cs w:val="1"/>
-          <w:szCs w:val="22"/>
-        </w:rPr>
-        <w:t xml:space="preserve"> सहेजी कुंजी को बदलता है। </w:t>
-      </w:r>
-      <w:r>
-        <w:rPr>
-          <w:rFonts w:ascii="Devanagari Sangam MN" w:hAnsi="Devanagari Sangam MN" w:eastAsia="Devanagari Sangam MN" w:cs="Devanagari Sangam MN"/>
-          <w:color w:val="000000"/>
-          <w:rtl w:val="0"/>
-          <w:lang w:val="en-US" w:eastAsia="hi-IN" w:bidi="hi-IN"/>
-          <w:cs w:val="1"/>
-          <w:szCs w:val="22"/>
-        </w:rPr>
-        <w:t>DB</w:t>
-      </w:r>
-      <w:r>
-        <w:rPr>
-          <w:rFonts w:ascii="Devanagari Sangam MN" w:hAnsi="Devanagari Sangam MN" w:eastAsia="Devanagari Sangam MN" w:cs="Devanagari Sangam MN"/>
-          <w:color w:val="000000"/>
-          <w:rtl w:val="0"/>
-          <w:lang w:val="hi-IN" w:eastAsia="hi-IN" w:bidi="hi-IN"/>
-          <w:cs w:val="1"/>
-          <w:szCs w:val="22"/>
-        </w:rPr>
-        <w:t xml:space="preserve"> कुंजी एन्क्रिप्ट नहीं है और बैकअप में हो सकती है; </w:t>
-      </w:r>
-      <w:r>
-        <w:rPr>
-          <w:rFonts w:ascii="Devanagari Sangam MN" w:hAnsi="Devanagari Sangam MN" w:eastAsia="Devanagari Sangam MN" w:cs="Devanagari Sangam MN"/>
-          <w:color w:val="000000"/>
-          <w:rtl w:val="0"/>
-          <w:lang w:val="en-US" w:eastAsia="hi-IN" w:bidi="hi-IN"/>
-          <w:cs w:val="1"/>
-          <w:szCs w:val="22"/>
-        </w:rPr>
-        <w:t>REST</w:t>
-      </w:r>
-      <w:r>
-        <w:rPr>
-          <w:rFonts w:ascii="Devanagari Sangam MN" w:hAnsi="Devanagari Sangam MN" w:eastAsia="Devanagari Sangam MN" w:cs="Devanagari Sangam MN"/>
-          <w:color w:val="000000"/>
-          <w:rtl w:val="0"/>
-          <w:lang w:val="hi-IN" w:eastAsia="hi-IN" w:bidi="hi-IN"/>
-          <w:cs w:val="1"/>
-          <w:szCs w:val="22"/>
-        </w:rPr>
-        <w:t xml:space="preserve"> नहीं लौटाता। </w:t>
-      </w:r>
-      <w:r>
-        <w:rPr>
-          <w:rFonts w:ascii="Devanagari Sangam MN" w:hAnsi="Devanagari Sangam MN" w:eastAsia="Devanagari Sangam MN" w:cs="Devanagari Sangam MN"/>
-          <w:color w:val="000000"/>
-          <w:rtl w:val="0"/>
-          <w:lang w:val="en-US" w:eastAsia="hi-IN" w:bidi="hi-IN"/>
-          <w:cs w:val="1"/>
-          <w:szCs w:val="22"/>
-        </w:rPr>
-        <w:t>PrintNode</w:t>
-      </w:r>
-      <w:r>
-        <w:rPr>
-          <w:rFonts w:ascii="Devanagari Sangam MN" w:hAnsi="Devanagari Sangam MN" w:eastAsia="Devanagari Sangam MN" w:cs="Devanagari Sangam MN"/>
-          <w:color w:val="000000"/>
-          <w:rtl w:val="0"/>
-          <w:lang w:val="hi-IN" w:eastAsia="hi-IN" w:bidi="hi-IN"/>
-          <w:cs w:val="1"/>
-          <w:szCs w:val="22"/>
-        </w:rPr>
-        <w:t xml:space="preserve"> को </w:t>
-      </w:r>
-      <w:r>
-        <w:rPr>
-          <w:rFonts w:ascii="Devanagari Sangam MN" w:hAnsi="Devanagari Sangam MN" w:eastAsia="Devanagari Sangam MN" w:cs="Devanagari Sangam MN"/>
-          <w:color w:val="000000"/>
-          <w:rtl w:val="0"/>
-          <w:lang w:val="en-US" w:eastAsia="hi-IN" w:bidi="hi-IN"/>
-          <w:cs w:val="1"/>
-          <w:szCs w:val="22"/>
-        </w:rPr>
-        <w:t>PDF</w:t>
-      </w:r>
-      <w:r>
-        <w:rPr>
-          <w:rFonts w:ascii="Devanagari Sangam MN" w:hAnsi="Devanagari Sangam MN" w:eastAsia="Devanagari Sangam MN" w:cs="Devanagari Sangam MN"/>
-          <w:color w:val="000000"/>
-          <w:rtl w:val="0"/>
-          <w:lang w:val="hi-IN" w:eastAsia="hi-IN" w:bidi="hi-IN"/>
-          <w:cs w:val="1"/>
-          <w:szCs w:val="22"/>
-        </w:rPr>
-        <w:t xml:space="preserve"> का ग्राहक डेटा जाता है। निजी अस्थायी </w:t>
-      </w:r>
-      <w:r>
-        <w:rPr>
-          <w:rFonts w:ascii="Devanagari Sangam MN" w:hAnsi="Devanagari Sangam MN" w:eastAsia="Devanagari Sangam MN" w:cs="Devanagari Sangam MN"/>
-          <w:color w:val="000000"/>
-          <w:rtl w:val="0"/>
-          <w:lang w:val="en-US" w:eastAsia="hi-IN" w:bidi="hi-IN"/>
-          <w:cs w:val="1"/>
-          <w:szCs w:val="22"/>
-        </w:rPr>
-        <w:t>PDF</w:t>
-      </w:r>
-      <w:r>
-        <w:rPr>
-          <w:rFonts w:ascii="Devanagari Sangam MN" w:hAnsi="Devanagari Sangam MN" w:eastAsia="Devanagari Sangam MN" w:cs="Devanagari Sangam MN"/>
-          <w:color w:val="000000"/>
-          <w:rtl w:val="0"/>
-          <w:lang w:val="hi-IN" w:eastAsia="hi-IN" w:bidi="hi-IN"/>
-          <w:cs w:val="1"/>
-          <w:szCs w:val="22"/>
-        </w:rPr>
-        <w:t xml:space="preserve"> फ़ाइलें साफ होती हैं; संवेदनशील लॉग न रखें।</w:t>
+          <w:lang w:val="hi-IN" w:bidi="hi-IN"/>
+          <w:rtl w:val="0"/>
+        </w:rPr>
+        <w:t>WCIP_CUPS_PASSWORD में गैर-रिक्त पाठ होने पर सेटिंग में पासवर्ड फ़ील्ड नहीं बदला जा सकता। सहेजा पासवर्ड कभी दिखाया या ब्राउज़र को लौटाया नहीं जाता। इस गंतव्य पर ग्राहक डेटा वाली PDF केवल आपके कॉन्फ़िगर किए CUPS सर्वर को भेजी जाती है।</w:t>
       </w:r>
     </w:p>
     <w:p>
@@ -11931,216 +10401,16 @@
     <w:p>
       <w:pPr>
         <w:bidi w:val="0"/>
-        <w:jc w:val="left"/>
+        <w:jc w:val="start"/>
       </w:pPr>
       <w:r>
         <w:rPr>
-          <w:rFonts w:ascii="Devanagari Sangam MN" w:hAnsi="Devanagari Sangam MN" w:eastAsia="Devanagari Sangam MN" w:cs="Devanagari Sangam MN"/>
-          <w:color w:val="000000"/>
-          <w:rtl w:val="0"/>
-          <w:lang w:val="hi-IN" w:eastAsia="hi-IN" w:bidi="hi-IN"/>
-          <w:cs w:val="1"/>
-          <w:szCs w:val="22"/>
-        </w:rPr>
-        <w:t xml:space="preserve">रुकी कतार में </w:t>
-      </w:r>
-      <w:r>
-        <w:rPr>
-          <w:rFonts w:ascii="Devanagari Sangam MN" w:hAnsi="Devanagari Sangam MN" w:eastAsia="Devanagari Sangam MN" w:cs="Devanagari Sangam MN"/>
-          <w:color w:val="000000"/>
-          <w:rtl w:val="0"/>
-          <w:lang w:val="en-US" w:eastAsia="hi-IN" w:bidi="hi-IN"/>
-          <w:cs w:val="1"/>
-          <w:szCs w:val="22"/>
-        </w:rPr>
-        <w:t>Scheduled</w:t>
-      </w:r>
-      <w:r>
-        <w:rPr>
-          <w:rFonts w:ascii="Devanagari Sangam MN" w:hAnsi="Devanagari Sangam MN" w:eastAsia="Devanagari Sangam MN" w:cs="Devanagari Sangam MN"/>
-          <w:color w:val="000000"/>
-          <w:rtl w:val="0"/>
-          <w:lang w:val="hi-IN" w:eastAsia="hi-IN" w:bidi="hi-IN"/>
-          <w:cs w:val="1"/>
-          <w:szCs w:val="22"/>
-        </w:rPr>
-        <w:t xml:space="preserve"> </w:t>
-      </w:r>
-      <w:r>
-        <w:rPr>
-          <w:rFonts w:ascii="Devanagari Sangam MN" w:hAnsi="Devanagari Sangam MN" w:eastAsia="Devanagari Sangam MN" w:cs="Devanagari Sangam MN"/>
-          <w:color w:val="000000"/>
-          <w:rtl w:val="0"/>
-          <w:lang w:val="en-US" w:eastAsia="hi-IN" w:bidi="hi-IN"/>
-          <w:cs w:val="1"/>
-          <w:szCs w:val="22"/>
-        </w:rPr>
-        <w:t>Actions</w:t>
-      </w:r>
-      <w:r>
-        <w:rPr>
-          <w:rFonts w:ascii="Devanagari Sangam MN" w:hAnsi="Devanagari Sangam MN" w:eastAsia="Devanagari Sangam MN" w:cs="Devanagari Sangam MN"/>
-          <w:color w:val="000000"/>
-          <w:rtl w:val="0"/>
-          <w:lang w:val="hi-IN" w:eastAsia="hi-IN" w:bidi="hi-IN"/>
-          <w:cs w:val="1"/>
-          <w:szCs w:val="22"/>
-        </w:rPr>
-        <w:t xml:space="preserve">, प्लगइन समूह, </w:t>
-      </w:r>
-      <w:r>
-        <w:rPr>
-          <w:rFonts w:ascii="Devanagari Sangam MN" w:hAnsi="Devanagari Sangam MN" w:eastAsia="Devanagari Sangam MN" w:cs="Devanagari Sangam MN"/>
-          <w:color w:val="000000"/>
-          <w:rtl w:val="0"/>
-          <w:lang w:val="en-US" w:eastAsia="hi-IN" w:bidi="hi-IN"/>
-          <w:cs w:val="1"/>
-          <w:szCs w:val="22"/>
-        </w:rPr>
-        <w:t>WP</w:t>
-      </w:r>
-      <w:r>
-        <w:rPr>
-          <w:rFonts w:ascii="Devanagari Sangam MN" w:hAnsi="Devanagari Sangam MN" w:eastAsia="Devanagari Sangam MN" w:cs="Devanagari Sangam MN"/>
-          <w:color w:val="000000"/>
-          <w:rtl w:val="0"/>
-          <w:lang w:val="hi-IN" w:eastAsia="hi-IN" w:bidi="hi-IN"/>
-          <w:cs w:val="1"/>
-          <w:szCs w:val="22"/>
-        </w:rPr>
-        <w:t xml:space="preserve"> </w:t>
-      </w:r>
-      <w:r>
-        <w:rPr>
-          <w:rFonts w:ascii="Devanagari Sangam MN" w:hAnsi="Devanagari Sangam MN" w:eastAsia="Devanagari Sangam MN" w:cs="Devanagari Sangam MN"/>
-          <w:color w:val="000000"/>
-          <w:rtl w:val="0"/>
-          <w:lang w:val="en-US" w:eastAsia="hi-IN" w:bidi="hi-IN"/>
-          <w:cs w:val="1"/>
-          <w:szCs w:val="22"/>
-        </w:rPr>
-        <w:t>Cron</w:t>
-      </w:r>
-      <w:r>
-        <w:rPr>
-          <w:rFonts w:ascii="Devanagari Sangam MN" w:hAnsi="Devanagari Sangam MN" w:eastAsia="Devanagari Sangam MN" w:cs="Devanagari Sangam MN"/>
-          <w:color w:val="000000"/>
-          <w:rtl w:val="0"/>
-          <w:lang w:val="hi-IN" w:eastAsia="hi-IN" w:bidi="hi-IN"/>
-          <w:cs w:val="1"/>
-          <w:szCs w:val="22"/>
-        </w:rPr>
-        <w:t xml:space="preserve"> और </w:t>
-      </w:r>
-      <w:r>
-        <w:rPr>
-          <w:rFonts w:ascii="Devanagari Sangam MN" w:hAnsi="Devanagari Sangam MN" w:eastAsia="Devanagari Sangam MN" w:cs="Devanagari Sangam MN"/>
-          <w:color w:val="000000"/>
-          <w:rtl w:val="0"/>
-          <w:lang w:val="en-US" w:eastAsia="hi-IN" w:bidi="hi-IN"/>
-          <w:cs w:val="1"/>
-          <w:szCs w:val="22"/>
-        </w:rPr>
-        <w:t>loopback</w:t>
-      </w:r>
-      <w:r>
-        <w:rPr>
-          <w:rFonts w:ascii="Devanagari Sangam MN" w:hAnsi="Devanagari Sangam MN" w:eastAsia="Devanagari Sangam MN" w:cs="Devanagari Sangam MN"/>
-          <w:color w:val="000000"/>
-          <w:rtl w:val="0"/>
-          <w:lang w:val="hi-IN" w:eastAsia="hi-IN" w:bidi="hi-IN"/>
-          <w:cs w:val="1"/>
-          <w:szCs w:val="22"/>
-        </w:rPr>
-        <w:t xml:space="preserve"> देखें। </w:t>
-      </w:r>
-      <w:r>
-        <w:rPr>
-          <w:rFonts w:ascii="Devanagari Sangam MN" w:hAnsi="Devanagari Sangam MN" w:eastAsia="Devanagari Sangam MN" w:cs="Devanagari Sangam MN"/>
-          <w:color w:val="000000"/>
-          <w:rtl w:val="0"/>
-          <w:lang w:val="en-US" w:eastAsia="hi-IN" w:bidi="hi-IN"/>
-          <w:cs w:val="1"/>
-          <w:szCs w:val="22"/>
-        </w:rPr>
-        <w:t>PDF</w:t>
-      </w:r>
-      <w:r>
-        <w:rPr>
-          <w:rFonts w:ascii="Devanagari Sangam MN" w:hAnsi="Devanagari Sangam MN" w:eastAsia="Devanagari Sangam MN" w:cs="Devanagari Sangam MN"/>
-          <w:color w:val="000000"/>
-          <w:rtl w:val="0"/>
-          <w:lang w:val="hi-IN" w:eastAsia="hi-IN" w:bidi="hi-IN"/>
-          <w:cs w:val="1"/>
-          <w:szCs w:val="22"/>
-        </w:rPr>
-        <w:t xml:space="preserve"> त्रुटि में निर्भरता, विस्तार, फ़ॉन्ट, स्मृति और अस्थायी अनुमति देखें। स्थानीय प्रिंटर सिस्टम संवाद में है; सूची ताज़ा करना सिर्फ </w:t>
-      </w:r>
-      <w:r>
-        <w:rPr>
-          <w:rFonts w:ascii="Devanagari Sangam MN" w:hAnsi="Devanagari Sangam MN" w:eastAsia="Devanagari Sangam MN" w:cs="Devanagari Sangam MN"/>
-          <w:color w:val="000000"/>
-          <w:rtl w:val="0"/>
-          <w:lang w:val="en-US" w:eastAsia="hi-IN" w:bidi="hi-IN"/>
-          <w:cs w:val="1"/>
-          <w:szCs w:val="22"/>
-        </w:rPr>
-        <w:t>PrintNode</w:t>
-      </w:r>
-      <w:r>
-        <w:rPr>
-          <w:rFonts w:ascii="Devanagari Sangam MN" w:hAnsi="Devanagari Sangam MN" w:eastAsia="Devanagari Sangam MN" w:cs="Devanagari Sangam MN"/>
-          <w:color w:val="000000"/>
-          <w:rtl w:val="0"/>
-          <w:lang w:val="hi-IN" w:eastAsia="hi-IN" w:bidi="hi-IN"/>
-          <w:cs w:val="1"/>
-          <w:szCs w:val="22"/>
-        </w:rPr>
-        <w:t xml:space="preserve"> खोजता है। बिना कागज </w:t>
-      </w:r>
-      <w:r>
-        <w:rPr>
-          <w:rFonts w:ascii="Devanagari Sangam MN" w:hAnsi="Devanagari Sangam MN" w:eastAsia="Devanagari Sangam MN" w:cs="Devanagari Sangam MN"/>
-          <w:color w:val="000000"/>
-          <w:rtl w:val="0"/>
-          <w:lang w:val="en-US" w:eastAsia="hi-IN" w:bidi="hi-IN"/>
-          <w:cs w:val="1"/>
-          <w:szCs w:val="22"/>
-        </w:rPr>
-        <w:t>unknown</w:t>
-      </w:r>
-      <w:r>
-        <w:rPr>
-          <w:rFonts w:ascii="Devanagari Sangam MN" w:hAnsi="Devanagari Sangam MN" w:eastAsia="Devanagari Sangam MN" w:cs="Devanagari Sangam MN"/>
-          <w:color w:val="000000"/>
-          <w:rtl w:val="0"/>
-          <w:lang w:val="hi-IN" w:eastAsia="hi-IN" w:bidi="hi-IN"/>
-          <w:cs w:val="1"/>
-          <w:szCs w:val="22"/>
-        </w:rPr>
-        <w:t xml:space="preserve"> या </w:t>
-      </w:r>
-      <w:r>
-        <w:rPr>
-          <w:rFonts w:ascii="Devanagari Sangam MN" w:hAnsi="Devanagari Sangam MN" w:eastAsia="Devanagari Sangam MN" w:cs="Devanagari Sangam MN"/>
-          <w:color w:val="000000"/>
-          <w:rtl w:val="0"/>
-          <w:lang w:val="en-US" w:eastAsia="hi-IN" w:bidi="hi-IN"/>
-          <w:cs w:val="1"/>
-          <w:szCs w:val="22"/>
-        </w:rPr>
-        <w:t>submitted</w:t>
-      </w:r>
-      <w:r>
-        <w:rPr>
-          <w:rFonts w:ascii="Devanagari Sangam MN" w:hAnsi="Devanagari Sangam MN" w:eastAsia="Devanagari Sangam MN" w:cs="Devanagari Sangam MN"/>
-          <w:color w:val="000000"/>
-          <w:rtl w:val="0"/>
-          <w:lang w:val="hi-IN" w:eastAsia="hi-IN" w:bidi="hi-IN"/>
-          <w:cs w:val="1"/>
-          <w:szCs w:val="22"/>
-        </w:rPr>
-        <w:t xml:space="preserve"> को दोहराने से पहले इतिहास देखें।</w:t>
+          <w:lang w:val="hi-IN" w:bidi="hi-IN" w:eastAsia="hi-IN"/>
+          <w:color w:val="000000"/>
+          <w:rtl w:val="0"/>
+          <w:rFonts w:ascii="FreeSerif" w:hAnsi="FreeSerif" w:eastAsia="FreeSerif" w:cs="FreeSerif"/>
+        </w:rPr>
+        <w:t>एजेंट की कतार अटकी हो तो अंतिम संपर्क, जागा कंप्यूटर, HTTPS, ऐप पासवर्ड और समान तार्किक कतार जाँचें। CUPS के लिए Scheduled Actions, WP Cron और नेटवर्क जाँचें। unknown दोबारा छापने से पहले स्पूलर, जर्नल और कागज़ देखें। PDF समस्या में एक्सटेंशन, फ़ॉन्ट, मेमोरी और अस्थायी अनुमतियाँ जाँचें।</w:t>
       </w:r>
     </w:p>
     <w:p>
@@ -12213,7 +10483,7 @@
               <w:left w:w="100" w:type="dxa"/>
               <w:right w:w="100" w:type="dxa"/>
             </w:tcMar>
-            <w:shd w:fill="E7EDF2"/>
+            <w:shd w:fill="D9D9D9" w:val="clear"/>
           </w:tcPr>
           <w:p>
             <w:pPr>
@@ -12247,7 +10517,7 @@
               <w:left w:w="100" w:type="dxa"/>
               <w:right w:w="100" w:type="dxa"/>
             </w:tcMar>
-            <w:shd w:fill="E7EDF2"/>
+            <w:shd w:fill="D9D9D9" w:val="clear"/>
           </w:tcPr>
           <w:p>
             <w:pPr>
@@ -12830,9 +11100,1257 @@
         <w:spacing w:after="40"/>
       </w:pPr>
     </w:p>
+    <w:p>
+      <w:pPr>
+        <w:pStyle w:val="Heading1"/>
+        <w:bidi w:val="0"/>
+        <w:jc w:val="start"/>
+      </w:pPr>
+      <w:r>
+        <w:rPr>
+          <w:lang w:val="hi-IN" w:bidi="hi-IN"/>
+          <w:rtl w:val="0"/>
+        </w:rPr>
+        <w:t>संचालन और विस्तार अनुबंध</w:t>
+      </w:r>
+    </w:p>
+    <w:p>
+      <w:pPr>
+        <w:bidi w:val="0"/>
+        <w:jc w:val="start"/>
+      </w:pPr>
+      <w:r>
+        <w:rPr>
+          <w:lang w:val="hi-IN" w:bidi="hi-IN"/>
+          <w:rtl w:val="0"/>
+        </w:rPr>
+        <w:t>पुराने ऑर्डर चुनने से पहले छूटे इनवॉइस देखें। पूर्वावलोकन प्रिंट नहीं करता। UTC सीमा अधिकतम 31 दिन है।</w:t>
+      </w:r>
+    </w:p>
+    <w:p>
+      <w:pPr>
+        <w:bidi w:val="0"/>
+        <w:jc w:val="start"/>
+      </w:pPr>
+      <w:r>
+        <w:rPr>
+          <w:lang w:val="hi-IN" w:bidi="hi-IN"/>
+          <w:rtl w:val="0"/>
+        </w:rPr>
+        <w:t>पूर्ति अलग प्लगइन संग्रह में है। WooCommerce भुगतान, स्थिति और तिथियाँ नहीं बदलतीं।</w:t>
+      </w:r>
+    </w:p>
+    <w:p>
+      <w:pPr>
+        <w:bidi w:val="0"/>
+        <w:jc w:val="start"/>
+      </w:pPr>
+      <w:r>
+        <w:rPr>
+          <w:lang w:val="hi-IN" w:bidi="hi-IN"/>
+          <w:rtl w:val="0"/>
+        </w:rPr>
+        <w:t>कीबोर्ड स्कैनर या संदर्भ दर्ज करें। लॉगिन आवश्यक है; स्कैन कागज़ प्रिंट की पुष्टि नहीं करता।</w:t>
+      </w:r>
+    </w:p>
+    <w:p>
+      <w:pPr>
+        <w:bidi w:val="0"/>
+        <w:jc w:val="start"/>
+      </w:pPr>
+      <w:r>
+        <w:rPr>
+          <w:lang w:val="hi-IN" w:bidi="hi-IN"/>
+          <w:rtl w:val="0"/>
+        </w:rPr>
+        <w:t>निर्यात डिफ़ॉल्ट बंद है। रिसीवर को HMAC, रीप्ले सुरक्षा और इडेम्पोटेंसी रसीद लागू करनी होगी। स्वीकृति शिपिंग का प्रमाण नहीं। डेटाबेस कुंजियाँ एन्क्रिप्ट नहीं हैं; WCIP_EXPORT_SIGNING_SECRET प्रयोग करें।</w:t>
+      </w:r>
+    </w:p>
+    <w:p>
+      <w:pPr>
+        <w:pStyle w:val="Code"/>
+        <w:bidi w:val="0"/>
+        <w:jc w:val="start"/>
+      </w:pPr>
+      <w:r>
+        <w:rPr>
+          <w:lang w:val="hi-IN" w:bidi="hi-IN"/>
+          <w:rtl w:val="0"/>
+        </w:rPr>
+        <w:t>1.4.0 · 2026-10-10 · c894eb05d2120a4bba09aa3500fe2842a0e48d74</w:t>
+      </w:r>
+    </w:p>
+    <w:p>
+      <w:pPr>
+        <w:pStyle w:val="Code"/>
+        <w:bidi w:val="0"/>
+        <w:jc w:val="start"/>
+      </w:pPr>
+      <w:r>
+        <w:rPr>
+          <w:lang w:val="hi-IN" w:bidi="hi-IN"/>
+          <w:rtl w:val="0"/>
+        </w:rPr>
+        <w:t>docs/operations.md · REMEDIATION_TRACEABILITY.md</w:t>
+      </w:r>
+    </w:p>
+    <w:tbl>
+      <w:tblPr>
+        <w:tblW w:type="auto" w:w="0"/>
+        <w:tblLook w:firstColumn="1" w:firstRow="1" w:lastColumn="0" w:lastRow="0" w:noHBand="0" w:noVBand="1" w:val="04A0"/>
+        <w:tblBorders>
+          <w:top w:val="single" w:sz="4" w:color="D9D9D9"/>
+          <w:left w:val="single" w:sz="4" w:color="D9D9D9"/>
+          <w:bottom w:val="single" w:sz="4" w:color="D9D9D9"/>
+          <w:right w:val="single" w:sz="4" w:color="D9D9D9"/>
+          <w:insideH w:val="single" w:sz="4" w:color="D9D9D9"/>
+          <w:insideV w:val="single" w:sz="4" w:color="D9D9D9"/>
+        </w:tblBorders>
+      </w:tblPr>
+      <w:tblGrid>
+        <w:gridCol w:w="5112"/>
+        <w:gridCol w:w="5112"/>
+      </w:tblGrid>
+      <w:tr>
+        <w:trPr>
+          <w:tblHeader/>
+          <w:cantSplit/>
+        </w:trPr>
+        <w:tc>
+          <w:tcPr>
+            <w:tcW w:type="dxa" w:w="5112"/>
+            <w:vAlign w:val="center"/>
+            <w:shd w:fill="D9D9D9" w:val="clear"/>
+          </w:tcPr>
+          <w:p>
+            <w:pPr>
+              <w:bidi w:val="0"/>
+              <w:jc w:val="start"/>
+            </w:pPr>
+            <w:r>
+              <w:rPr>
+                <w:lang w:val="hi-IN" w:bidi="hi-IN"/>
+                <w:b/>
+                <w:rtl w:val="0"/>
+              </w:rPr>
+              <w:t>हुक</w:t>
+            </w:r>
+          </w:p>
+        </w:tc>
+        <w:tc>
+          <w:tcPr>
+            <w:tcW w:type="dxa" w:w="5112"/>
+            <w:vAlign w:val="center"/>
+            <w:shd w:fill="D9D9D9" w:val="clear"/>
+          </w:tcPr>
+          <w:p>
+            <w:pPr>
+              <w:bidi w:val="0"/>
+              <w:jc w:val="start"/>
+            </w:pPr>
+            <w:r>
+              <w:rPr>
+                <w:lang w:val="hi-IN" w:bidi="hi-IN"/>
+                <w:b/>
+                <w:rtl w:val="0"/>
+              </w:rPr>
+              <w:t>प्रकार और तर्क</w:t>
+            </w:r>
+          </w:p>
+        </w:tc>
+      </w:tr>
+      <w:tr>
+        <w:trPr>
+          <w:cantSplit/>
+        </w:trPr>
+        <w:tc>
+          <w:tcPr>
+            <w:tcW w:type="dxa" w:w="5112"/>
+            <w:vAlign w:val="center"/>
+          </w:tcPr>
+          <w:p>
+            <w:pPr>
+              <w:bidi w:val="0"/>
+              <w:jc w:val="start"/>
+            </w:pPr>
+            <w:r>
+              <w:rPr>
+                <w:lang w:val="hi-IN" w:bidi="hi-IN"/>
+                <w:rtl w:val="0"/>
+              </w:rPr>
+              <w:t>wcip_payment_method_semantics</w:t>
+            </w:r>
+          </w:p>
+        </w:tc>
+        <w:tc>
+          <w:tcPr>
+            <w:tcW w:type="dxa" w:w="5112"/>
+            <w:vAlign w:val="center"/>
+          </w:tcPr>
+          <w:p>
+            <w:r>
+              <w:t>string, WC_Order, gateway → string</w:t>
+            </w:r>
+          </w:p>
+        </w:tc>
+      </w:tr>
+      <w:tr>
+        <w:trPr>
+          <w:cantSplit/>
+        </w:trPr>
+        <w:tc>
+          <w:tcPr>
+            <w:tcW w:type="dxa" w:w="5112"/>
+            <w:vAlign w:val="center"/>
+          </w:tcPr>
+          <w:p>
+            <w:pPr>
+              <w:bidi w:val="0"/>
+              <w:jc w:val="start"/>
+            </w:pPr>
+            <w:r>
+              <w:rPr>
+                <w:lang w:val="hi-IN" w:bidi="hi-IN"/>
+                <w:rtl w:val="0"/>
+              </w:rPr>
+              <w:t>wcip_payment_confirmed</w:t>
+            </w:r>
+          </w:p>
+        </w:tc>
+        <w:tc>
+          <w:tcPr>
+            <w:tcW w:type="dxa" w:w="5112"/>
+            <w:vAlign w:val="center"/>
+          </w:tcPr>
+          <w:p>
+            <w:r>
+              <w:t>bool, WC_Order, semantics → bool</w:t>
+            </w:r>
+          </w:p>
+        </w:tc>
+      </w:tr>
+      <w:tr>
+        <w:trPr>
+          <w:cantSplit/>
+        </w:trPr>
+        <w:tc>
+          <w:tcPr>
+            <w:tcW w:type="dxa" w:w="5112"/>
+            <w:vAlign w:val="center"/>
+          </w:tcPr>
+          <w:p>
+            <w:pPr>
+              <w:bidi w:val="0"/>
+              <w:jc w:val="start"/>
+            </w:pPr>
+            <w:r>
+              <w:rPr>
+                <w:lang w:val="hi-IN" w:bidi="hi-IN"/>
+                <w:rtl w:val="0"/>
+              </w:rPr>
+              <w:t>wcip_fulfillment_eligible</w:t>
+            </w:r>
+          </w:p>
+        </w:tc>
+        <w:tc>
+          <w:tcPr>
+            <w:tcW w:type="dxa" w:w="5112"/>
+            <w:vAlign w:val="center"/>
+          </w:tcPr>
+          <w:p>
+            <w:pPr>
+              <w:bidi w:val="0"/>
+              <w:jc w:val="start"/>
+            </w:pPr>
+            <w:r>
+              <w:rPr>
+                <w:lang w:val="hi-IN" w:bidi="hi-IN"/>
+                <w:rtl w:val="0"/>
+              </w:rPr>
+              <w:t>bool, WC_Order → bool</w:t>
+            </w:r>
+          </w:p>
+        </w:tc>
+      </w:tr>
+      <w:tr>
+        <w:trPr>
+          <w:cantSplit/>
+        </w:trPr>
+        <w:tc>
+          <w:tcPr>
+            <w:tcW w:type="dxa" w:w="5112"/>
+            <w:vAlign w:val="center"/>
+          </w:tcPr>
+          <w:p>
+            <w:pPr>
+              <w:bidi w:val="0"/>
+              <w:jc w:val="start"/>
+            </w:pPr>
+            <w:r>
+              <w:rPr>
+                <w:lang w:val="hi-IN" w:bidi="hi-IN"/>
+                <w:rtl w:val="0"/>
+              </w:rPr>
+              <w:t>wcip_recipient_data</w:t>
+            </w:r>
+          </w:p>
+        </w:tc>
+        <w:tc>
+          <w:tcPr>
+            <w:tcW w:type="dxa" w:w="5112"/>
+            <w:vAlign w:val="center"/>
+          </w:tcPr>
+          <w:p>
+            <w:pPr>
+              <w:bidi w:val="0"/>
+              <w:jc w:val="start"/>
+            </w:pPr>
+            <w:r>
+              <w:rPr>
+                <w:lang w:val="hi-IN" w:bidi="hi-IN"/>
+                <w:rtl w:val="0"/>
+              </w:rPr>
+              <w:t>array, WC_Order → array</w:t>
+            </w:r>
+          </w:p>
+        </w:tc>
+      </w:tr>
+      <w:tr>
+        <w:trPr>
+          <w:cantSplit/>
+        </w:trPr>
+        <w:tc>
+          <w:tcPr>
+            <w:tcW w:type="dxa" w:w="5112"/>
+            <w:vAlign w:val="center"/>
+          </w:tcPr>
+          <w:p>
+            <w:pPr>
+              <w:bidi w:val="0"/>
+              <w:jc w:val="start"/>
+            </w:pPr>
+            <w:r>
+              <w:rPr>
+                <w:lang w:val="hi-IN" w:bidi="hi-IN"/>
+                <w:rtl w:val="0"/>
+              </w:rPr>
+              <w:t>wcip_item_weight</w:t>
+            </w:r>
+          </w:p>
+        </w:tc>
+        <w:tc>
+          <w:tcPr>
+            <w:tcW w:type="dxa" w:w="5112"/>
+            <w:vAlign w:val="center"/>
+          </w:tcPr>
+          <w:p>
+            <w:r>
+              <w:t>array, WC_Order_Item_Product, quantity → array</w:t>
+            </w:r>
+          </w:p>
+        </w:tc>
+      </w:tr>
+      <w:tr>
+        <w:trPr>
+          <w:cantSplit/>
+        </w:trPr>
+        <w:tc>
+          <w:tcPr>
+            <w:tcW w:type="dxa" w:w="5112"/>
+            <w:vAlign w:val="center"/>
+          </w:tcPr>
+          <w:p>
+            <w:pPr>
+              <w:bidi w:val="0"/>
+              <w:jc w:val="start"/>
+            </w:pPr>
+            <w:r>
+              <w:rPr>
+                <w:lang w:val="hi-IN" w:bidi="hi-IN"/>
+                <w:rtl w:val="0"/>
+              </w:rPr>
+              <w:t>wcip_print_filter_query_args</w:t>
+            </w:r>
+          </w:p>
+        </w:tc>
+        <w:tc>
+          <w:tcPr>
+            <w:tcW w:type="dxa" w:w="5112"/>
+            <w:vAlign w:val="center"/>
+          </w:tcPr>
+          <w:p>
+            <w:pPr>
+              <w:bidi w:val="0"/>
+              <w:jc w:val="start"/>
+            </w:pPr>
+            <w:r>
+              <w:rPr>
+                <w:lang w:val="hi-IN" w:bidi="hi-IN"/>
+                <w:rtl w:val="0"/>
+              </w:rPr>
+              <w:t>array → array</w:t>
+            </w:r>
+          </w:p>
+        </w:tc>
+      </w:tr>
+      <w:tr>
+        <w:trPr>
+          <w:cantSplit/>
+        </w:trPr>
+        <w:tc>
+          <w:tcPr>
+            <w:tcW w:type="dxa" w:w="5112"/>
+            <w:vAlign w:val="center"/>
+          </w:tcPr>
+          <w:p>
+            <w:pPr>
+              <w:bidi w:val="0"/>
+              <w:jc w:val="start"/>
+            </w:pPr>
+            <w:r>
+              <w:rPr>
+                <w:lang w:val="hi-IN" w:bidi="hi-IN"/>
+                <w:rtl w:val="0"/>
+              </w:rPr>
+              <w:t>wcip_can_access_order</w:t>
+            </w:r>
+          </w:p>
+        </w:tc>
+        <w:tc>
+          <w:tcPr>
+            <w:tcW w:type="dxa" w:w="5112"/>
+            <w:vAlign w:val="center"/>
+          </w:tcPr>
+          <w:p>
+            <w:pPr>
+              <w:bidi w:val="0"/>
+              <w:jc w:val="start"/>
+            </w:pPr>
+            <w:r>
+              <w:rPr>
+                <w:lang w:val="hi-IN" w:bidi="hi-IN"/>
+                <w:rtl w:val="0"/>
+              </w:rPr>
+              <w:t>bool, WC_Order, capability → bool</w:t>
+            </w:r>
+          </w:p>
+        </w:tc>
+      </w:tr>
+      <w:tr>
+        <w:trPr>
+          <w:cantSplit/>
+        </w:trPr>
+        <w:tc>
+          <w:tcPr>
+            <w:tcW w:type="dxa" w:w="5112"/>
+            <w:vAlign w:val="center"/>
+          </w:tcPr>
+          <w:p>
+            <w:pPr>
+              <w:bidi w:val="0"/>
+              <w:jc w:val="start"/>
+            </w:pPr>
+            <w:r>
+              <w:rPr>
+                <w:lang w:val="hi-IN" w:bidi="hi-IN"/>
+                <w:rtl w:val="0"/>
+              </w:rPr>
+              <w:t>wcip_print_confirmed</w:t>
+            </w:r>
+          </w:p>
+        </w:tc>
+        <w:tc>
+          <w:tcPr>
+            <w:tcW w:type="dxa" w:w="5112"/>
+            <w:vAlign w:val="center"/>
+          </w:tcPr>
+          <w:p>
+            <w:pPr>
+              <w:bidi w:val="0"/>
+              <w:jc w:val="start"/>
+            </w:pPr>
+            <w:r>
+              <w:rPr>
+                <w:lang w:val="hi-IN" w:bidi="hi-IN"/>
+                <w:rtl w:val="0"/>
+              </w:rPr>
+              <w:t>job array; after commit</w:t>
+            </w:r>
+          </w:p>
+        </w:tc>
+      </w:tr>
+      <w:tr>
+        <w:trPr>
+          <w:cantSplit/>
+        </w:trPr>
+        <w:tc>
+          <w:tcPr>
+            <w:tcW w:type="dxa" w:w="5112"/>
+            <w:vAlign w:val="center"/>
+          </w:tcPr>
+          <w:p>
+            <w:pPr>
+              <w:bidi w:val="0"/>
+              <w:jc w:val="start"/>
+            </w:pPr>
+            <w:r>
+              <w:rPr>
+                <w:lang w:val="hi-IN" w:bidi="hi-IN"/>
+                <w:rtl w:val="0"/>
+              </w:rPr>
+              <w:t>wcip_fulfillment_changed</w:t>
+            </w:r>
+          </w:p>
+        </w:tc>
+        <w:tc>
+          <w:tcPr>
+            <w:tcW w:type="dxa" w:w="5112"/>
+            <w:vAlign w:val="center"/>
+          </w:tcPr>
+          <w:p>
+            <w:pPr>
+              <w:bidi w:val="0"/>
+              <w:jc w:val="start"/>
+            </w:pPr>
+            <w:r>
+              <w:rPr>
+                <w:lang w:val="hi-IN" w:bidi="hi-IN"/>
+                <w:rtl w:val="0"/>
+              </w:rPr>
+              <w:t>state array, event string; after commit</w:t>
+            </w:r>
+          </w:p>
+        </w:tc>
+      </w:tr>
+      <w:tr>
+        <w:trPr>
+          <w:cantSplit/>
+        </w:trPr>
+        <w:tc>
+          <w:tcPr>
+            <w:tcW w:type="dxa" w:w="5112"/>
+            <w:vAlign w:val="center"/>
+          </w:tcPr>
+          <w:p>
+            <w:pPr>
+              <w:bidi w:val="0"/>
+              <w:jc w:val="start"/>
+            </w:pPr>
+            <w:r>
+              <w:rPr>
+                <w:lang w:val="hi-IN" w:bidi="hi-IN"/>
+                <w:rtl w:val="0"/>
+              </w:rPr>
+              <w:t>wcip_export_adapter</w:t>
+            </w:r>
+          </w:p>
+        </w:tc>
+        <w:tc>
+          <w:tcPr>
+            <w:tcW w:type="dxa" w:w="5112"/>
+            <w:vAlign w:val="center"/>
+          </w:tcPr>
+          <w:p>
+            <w:pPr>
+              <w:bidi w:val="0"/>
+              <w:jc w:val="start"/>
+            </w:pPr>
+            <w:r>
+              <w:rPr>
+                <w:lang w:val="hi-IN" w:bidi="hi-IN"/>
+                <w:rtl w:val="0"/>
+              </w:rPr>
+              <w:t>ExportAdapterInterface, SettingsRepository → adapter</w:t>
+            </w:r>
+          </w:p>
+        </w:tc>
+      </w:tr>
+      <w:tr>
+        <w:trPr>
+          <w:cantSplit/>
+        </w:trPr>
+        <w:tc>
+          <w:tcPr>
+            <w:tcW w:type="dxa" w:w="5112"/>
+            <w:vAlign w:val="center"/>
+          </w:tcPr>
+          <w:p>
+            <w:pPr>
+              <w:bidi w:val="0"/>
+              <w:jc w:val="start"/>
+            </w:pPr>
+            <w:r>
+              <w:rPr>
+                <w:lang w:val="hi-IN" w:bidi="hi-IN"/>
+                <w:rtl w:val="0"/>
+              </w:rPr>
+              <w:t>wcip_export_payload</w:t>
+            </w:r>
+          </w:p>
+        </w:tc>
+        <w:tc>
+          <w:tcPr>
+            <w:tcW w:type="dxa" w:w="5112"/>
+            <w:vAlign w:val="center"/>
+          </w:tcPr>
+          <w:p>
+            <w:pPr>
+              <w:bidi w:val="0"/>
+              <w:jc w:val="start"/>
+            </w:pPr>
+            <w:r>
+              <w:rPr>
+                <w:lang w:val="hi-IN" w:bidi="hi-IN"/>
+                <w:rtl w:val="0"/>
+              </w:rPr>
+              <w:t>array, WC_Order, package_id → array</w:t>
+            </w:r>
+          </w:p>
+        </w:tc>
+      </w:tr>
+    </w:tbl>
+    <w:p>
+      <w:pPr>
+        <w:spacing w:before="0" w:after="0" w:line="20" w:lineRule="exact"/>
+      </w:pPr>
+    </w:p>
+    <w:tbl>
+      <w:tblPr>
+        <w:tblW w:type="auto" w:w="0"/>
+        <w:tblLook w:firstColumn="1" w:firstRow="1" w:lastColumn="0" w:lastRow="0" w:noHBand="0" w:noVBand="1" w:val="04A0"/>
+        <w:tblBorders>
+          <w:top w:val="single" w:sz="4" w:color="D9D9D9"/>
+          <w:left w:val="single" w:sz="4" w:color="D9D9D9"/>
+          <w:bottom w:val="single" w:sz="4" w:color="D9D9D9"/>
+          <w:right w:val="single" w:sz="4" w:color="D9D9D9"/>
+          <w:insideH w:val="single" w:sz="4" w:color="D9D9D9"/>
+          <w:insideV w:val="single" w:sz="4" w:color="D9D9D9"/>
+        </w:tblBorders>
+      </w:tblPr>
+      <w:tblGrid>
+        <w:gridCol w:w="5112"/>
+        <w:gridCol w:w="5112"/>
+      </w:tblGrid>
+      <w:tr>
+        <w:trPr>
+          <w:tblHeader/>
+          <w:cantSplit/>
+        </w:trPr>
+        <w:tc>
+          <w:tcPr>
+            <w:tcW w:type="dxa" w:w="5112"/>
+            <w:vAlign w:val="center"/>
+            <w:shd w:fill="D9D9D9" w:val="clear"/>
+          </w:tcPr>
+          <w:p>
+            <w:pPr>
+              <w:bidi w:val="0"/>
+              <w:jc w:val="start"/>
+            </w:pPr>
+            <w:r>
+              <w:rPr>
+                <w:lang w:val="hi-IN" w:bidi="hi-IN"/>
+                <w:b/>
+                <w:rtl w:val="0"/>
+              </w:rPr>
+              <w:t>विधि और पथ</w:t>
+            </w:r>
+          </w:p>
+        </w:tc>
+        <w:tc>
+          <w:tcPr>
+            <w:tcW w:type="dxa" w:w="5112"/>
+            <w:vAlign w:val="center"/>
+            <w:shd w:fill="D9D9D9" w:val="clear"/>
+          </w:tcPr>
+          <w:p>
+            <w:pPr>
+              <w:bidi w:val="0"/>
+              <w:jc w:val="start"/>
+            </w:pPr>
+            <w:r>
+              <w:rPr>
+                <w:lang w:val="hi-IN" w:bidi="hi-IN"/>
+                <w:b/>
+                <w:rtl w:val="0"/>
+              </w:rPr>
+              <w:t>आवश्यक अनुमति</w:t>
+            </w:r>
+          </w:p>
+        </w:tc>
+      </w:tr>
+      <w:tr>
+        <w:trPr>
+          <w:cantSplit/>
+        </w:trPr>
+        <w:tc>
+          <w:tcPr>
+            <w:tcW w:type="dxa" w:w="5112"/>
+            <w:vAlign w:val="center"/>
+          </w:tcPr>
+          <w:p>
+            <w:pPr>
+              <w:bidi w:val="0"/>
+              <w:jc w:val="start"/>
+            </w:pPr>
+            <w:r>
+              <w:rPr>
+                <w:lang w:val="hi-IN" w:bidi="hi-IN"/>
+                <w:rtl w:val="0"/>
+              </w:rPr>
+              <w:t>POST /reconciliation/preview</w:t>
+            </w:r>
+          </w:p>
+        </w:tc>
+        <w:tc>
+          <w:tcPr>
+            <w:tcW w:type="dxa" w:w="5112"/>
+            <w:vAlign w:val="center"/>
+          </w:tcPr>
+          <w:p>
+            <w:pPr>
+              <w:bidi w:val="0"/>
+              <w:jc w:val="start"/>
+            </w:pPr>
+            <w:r>
+              <w:rPr>
+                <w:lang w:val="hi-IN" w:bidi="hi-IN"/>
+                <w:rtl w:val="0"/>
+              </w:rPr>
+              <w:t>wcip_manage_settings + wcip_print_invoices</w:t>
+            </w:r>
+          </w:p>
+        </w:tc>
+      </w:tr>
+      <w:tr>
+        <w:trPr>
+          <w:cantSplit/>
+        </w:trPr>
+        <w:tc>
+          <w:tcPr>
+            <w:tcW w:type="dxa" w:w="5112"/>
+            <w:vAlign w:val="center"/>
+          </w:tcPr>
+          <w:p>
+            <w:pPr>
+              <w:bidi w:val="0"/>
+              <w:jc w:val="start"/>
+            </w:pPr>
+            <w:r>
+              <w:rPr>
+                <w:lang w:val="hi-IN" w:bidi="hi-IN"/>
+                <w:rtl w:val="0"/>
+              </w:rPr>
+              <w:t>POST /reconciliation/enqueue</w:t>
+            </w:r>
+          </w:p>
+        </w:tc>
+        <w:tc>
+          <w:tcPr>
+            <w:tcW w:type="dxa" w:w="5112"/>
+            <w:vAlign w:val="center"/>
+          </w:tcPr>
+          <w:p>
+            <w:pPr>
+              <w:bidi w:val="0"/>
+              <w:jc w:val="start"/>
+            </w:pPr>
+            <w:r>
+              <w:rPr>
+                <w:lang w:val="hi-IN" w:bidi="hi-IN"/>
+                <w:rtl w:val="0"/>
+              </w:rPr>
+              <w:t>same + user-bound token + confirm:true</w:t>
+            </w:r>
+          </w:p>
+        </w:tc>
+      </w:tr>
+      <w:tr>
+        <w:trPr>
+          <w:cantSplit/>
+        </w:trPr>
+        <w:tc>
+          <w:tcPr>
+            <w:tcW w:type="dxa" w:w="5112"/>
+            <w:vAlign w:val="center"/>
+          </w:tcPr>
+          <w:p>
+            <w:pPr>
+              <w:bidi w:val="0"/>
+              <w:jc w:val="start"/>
+            </w:pPr>
+            <w:r>
+              <w:rPr>
+                <w:lang w:val="hi-IN" w:bidi="hi-IN"/>
+                <w:rtl w:val="0"/>
+              </w:rPr>
+              <w:t>POST /scan</w:t>
+            </w:r>
+          </w:p>
+        </w:tc>
+        <w:tc>
+          <w:tcPr>
+            <w:tcW w:type="dxa" w:w="5112"/>
+            <w:vAlign w:val="center"/>
+          </w:tcPr>
+          <w:p>
+            <w:pPr>
+              <w:bidi w:val="0"/>
+              <w:jc w:val="start"/>
+            </w:pPr>
+            <w:r>
+              <w:rPr>
+                <w:lang w:val="hi-IN" w:bidi="hi-IN"/>
+                <w:rtl w:val="0"/>
+              </w:rPr>
+              <w:t>wcip_scan_orders + order access</w:t>
+            </w:r>
+          </w:p>
+        </w:tc>
+      </w:tr>
+      <w:tr>
+        <w:trPr>
+          <w:cantSplit/>
+        </w:trPr>
+        <w:tc>
+          <w:tcPr>
+            <w:tcW w:type="dxa" w:w="5112"/>
+            <w:vAlign w:val="center"/>
+          </w:tcPr>
+          <w:p>
+            <w:pPr>
+              <w:bidi w:val="0"/>
+              <w:jc w:val="start"/>
+            </w:pPr>
+            <w:r>
+              <w:rPr>
+                <w:lang w:val="hi-IN" w:bidi="hi-IN"/>
+                <w:rtl w:val="0"/>
+              </w:rPr>
+              <w:t>POST /fulfillment/{id}</w:t>
+            </w:r>
+          </w:p>
+        </w:tc>
+        <w:tc>
+          <w:tcPr>
+            <w:tcW w:type="dxa" w:w="5112"/>
+            <w:vAlign w:val="center"/>
+          </w:tcPr>
+          <w:p>
+            <w:pPr>
+              <w:bidi w:val="0"/>
+              <w:jc w:val="start"/>
+            </w:pPr>
+            <w:r>
+              <w:rPr>
+                <w:lang w:val="hi-IN" w:bidi="hi-IN"/>
+                <w:rtl w:val="0"/>
+              </w:rPr>
+              <w:t>wcip_manage_fulfillment + order access + revision</w:t>
+            </w:r>
+          </w:p>
+        </w:tc>
+      </w:tr>
+      <w:tr>
+        <w:trPr>
+          <w:cantSplit/>
+        </w:trPr>
+        <w:tc>
+          <w:tcPr>
+            <w:tcW w:type="dxa" w:w="5112"/>
+            <w:vAlign w:val="center"/>
+          </w:tcPr>
+          <w:p>
+            <w:pPr>
+              <w:bidi w:val="0"/>
+              <w:jc w:val="start"/>
+            </w:pPr>
+            <w:r>
+              <w:rPr>
+                <w:lang w:val="hi-IN" w:bidi="hi-IN"/>
+                <w:rtl w:val="0"/>
+              </w:rPr>
+              <w:t>POST /exports</w:t>
+            </w:r>
+          </w:p>
+        </w:tc>
+        <w:tc>
+          <w:tcPr>
+            <w:tcW w:type="dxa" w:w="5112"/>
+            <w:vAlign w:val="center"/>
+          </w:tcPr>
+          <w:p>
+            <w:pPr>
+              <w:bidi w:val="0"/>
+              <w:jc w:val="start"/>
+            </w:pPr>
+            <w:r>
+              <w:rPr>
+                <w:lang w:val="hi-IN" w:bidi="hi-IN"/>
+                <w:rtl w:val="0"/>
+              </w:rPr>
+              <w:t>wcip_export_orders + order access + event_key</w:t>
+            </w:r>
+          </w:p>
+        </w:tc>
+      </w:tr>
+      <w:tr>
+        <w:trPr>
+          <w:cantSplit/>
+        </w:trPr>
+        <w:tc>
+          <w:tcPr>
+            <w:tcW w:type="dxa" w:w="5112"/>
+            <w:vAlign w:val="center"/>
+          </w:tcPr>
+          <w:p>
+            <w:pPr>
+              <w:bidi w:val="0"/>
+              <w:jc w:val="start"/>
+            </w:pPr>
+            <w:r>
+              <w:rPr>
+                <w:lang w:val="hi-IN" w:bidi="hi-IN"/>
+                <w:rtl w:val="0"/>
+              </w:rPr>
+              <w:t>GET /exports/history</w:t>
+            </w:r>
+          </w:p>
+        </w:tc>
+        <w:tc>
+          <w:tcPr>
+            <w:tcW w:type="dxa" w:w="5112"/>
+            <w:vAlign w:val="center"/>
+          </w:tcPr>
+          <w:p>
+            <w:pPr>
+              <w:bidi w:val="0"/>
+              <w:jc w:val="start"/>
+            </w:pPr>
+            <w:r>
+              <w:rPr>
+                <w:lang w:val="hi-IN" w:bidi="hi-IN"/>
+                <w:rtl w:val="0"/>
+              </w:rPr>
+              <w:t>wcip_export_orders</w:t>
+            </w:r>
+          </w:p>
+        </w:tc>
+      </w:tr>
+      <w:tr>
+        <w:trPr>
+          <w:cantSplit/>
+        </w:trPr>
+        <w:tc>
+          <w:tcPr>
+            <w:tcW w:type="dxa" w:w="5112"/>
+            <w:vAlign w:val="center"/>
+          </w:tcPr>
+          <w:p>
+            <w:pPr>
+              <w:bidi w:val="0"/>
+              <w:jc w:val="start"/>
+            </w:pPr>
+            <w:r>
+              <w:rPr>
+                <w:lang w:val="hi-IN" w:bidi="hi-IN"/>
+                <w:rtl w:val="0"/>
+              </w:rPr>
+              <w:t>POST /exports/test</w:t>
+            </w:r>
+          </w:p>
+        </w:tc>
+        <w:tc>
+          <w:tcPr>
+            <w:tcW w:type="dxa" w:w="5112"/>
+            <w:vAlign w:val="center"/>
+          </w:tcPr>
+          <w:p>
+            <w:pPr>
+              <w:bidi w:val="0"/>
+              <w:jc w:val="start"/>
+            </w:pPr>
+            <w:r>
+              <w:rPr>
+                <w:lang w:val="hi-IN" w:bidi="hi-IN"/>
+                <w:rtl w:val="0"/>
+              </w:rPr>
+              <w:t>wcip_export_orders + wcip_manage_settings</w:t>
+            </w:r>
+          </w:p>
+        </w:tc>
+      </w:tr>
+      <w:tr>
+        <w:trPr>
+          <w:cantSplit/>
+        </w:trPr>
+        <w:tc>
+          <w:tcPr>
+            <w:tcW w:type="dxa" w:w="5112"/>
+            <w:vAlign w:val="center"/>
+          </w:tcPr>
+          <w:p>
+            <w:pPr>
+              <w:bidi w:val="0"/>
+              <w:jc w:val="start"/>
+            </w:pPr>
+            <w:r>
+              <w:rPr>
+                <w:lang w:val="hi-IN" w:bidi="hi-IN"/>
+                <w:rtl w:val="0"/>
+              </w:rPr>
+              <w:t>GET /diagnostics</w:t>
+            </w:r>
+          </w:p>
+        </w:tc>
+        <w:tc>
+          <w:tcPr>
+            <w:tcW w:type="dxa" w:w="5112"/>
+            <w:vAlign w:val="center"/>
+          </w:tcPr>
+          <w:p>
+            <w:pPr>
+              <w:bidi w:val="0"/>
+              <w:jc w:val="start"/>
+            </w:pPr>
+            <w:r>
+              <w:rPr>
+                <w:lang w:val="hi-IN" w:bidi="hi-IN"/>
+                <w:rtl w:val="0"/>
+              </w:rPr>
+              <w:t>wcip_manage_settings + wcip_print_invoices</w:t>
+            </w:r>
+          </w:p>
+        </w:tc>
+      </w:tr>
+    </w:tbl>
+    <w:p>
+      <w:pPr>
+        <w:pStyle w:val="Code"/>
+        <w:bidi w:val="0"/>
+        <w:jc w:val="start"/>
+      </w:pPr>
+      <w:r>
+        <w:rPr>
+          <w:lang w:val="hi-IN" w:bidi="hi-IN"/>
+          <w:rtl w:val="0"/>
+        </w:rPr>
+        <w:t>TemplateDefinition(id, name, description, paper_size, orientation, supports_rtl, file_path, document_type = "invoice")</w:t>
+      </w:r>
+    </w:p>
+    <w:p>
+      <w:pPr>
+        <w:pStyle w:val="Code"/>
+        <w:bidi w:val="0"/>
+        <w:jc w:val="start"/>
+      </w:pPr>
+      <w:r>
+        <w:rPr>
+          <w:lang w:val="hi-IN" w:bidi="hi-IN"/>
+          <w:rtl w:val="0"/>
+        </w:rPr>
+        <w:t>document_type: invoice | shipping_label | packing_list</w:t>
+        <w:br/>
+        <w:t>ExportAdapterInterface: id(), capabilities(), validate_configuration(), test_connection(), submit(payload, idempotency_key)</w:t>
+      </w:r>
+    </w:p>
+    <w:p>
+      <w:pPr>
+        <w:pStyle w:val="Code"/>
+        <w:bidi w:val="0"/>
+        <w:jc w:val="start"/>
+      </w:pPr>
+      <w:r>
+        <w:rPr>
+          <w:lang w:val="hi-IN" w:bidi="hi-IN"/>
+          <w:rtl w:val="0"/>
+        </w:rPr>
+        <w:t>wcip_runtime_leases · wcip_document_references · wcip_fulfillment · wcip_fulfillment_events · wcip_export_outbox</w:t>
+      </w:r>
+    </w:p>
+    <w:p>
+      <w:pPr>
+        <w:bidi w:val="0"/>
+        <w:jc w:val="start"/>
+      </w:pPr>
+      <w:r>
+        <w:rPr>
+          <w:lang w:val="hi-IN" w:bidi="hi-IN" w:eastAsia="hi-IN"/>
+          <w:color w:val="000000"/>
+          <w:rtl w:val="0"/>
+          <w:rFonts w:ascii="FreeSerif" w:hAnsi="FreeSerif" w:eastAsia="FreeSerif" w:cs="FreeSerif"/>
+        </w:rPr>
+        <w:t>1.3.0: केवल ओपन सोर्स ऐप और प्रदाता उपयोग करें जिनमें अनिवार्य सदस्यता या प्रति कार्य शुल्क न हो। CUPS पुराने व्यावसायिक सेवा को बदलता है। अपग्रेड पुराने क्रेडेंशियल मिटाता, पुरानी स्वचालित सेटिंग बंद करता, कतार वाले कार्य रद्द करता और चल रहे कार्य unknown करता है। पुष्टि इतिहास सुरक्षित है; पुराने कार्य CUPS में अपने आप नहीं जाते। CUPS फिर सेट करें और दोबारा प्रिंट से पहले कतार व कागज़ जाँचें। अपग्रेड से पहले वर्कर रोकें और बैकअप लें। DOCX LibreOffice में संपादित करें।</w:t>
+      </w:r>
+    </w:p>
+    <w:p>
+      <w:pPr>
+        <w:pStyle w:val="Code"/>
+        <w:bidi w:val="0"/>
+        <w:spacing w:before="0" w:after="0"/>
+        <w:jc w:val="start"/>
+      </w:pPr>
+      <w:r>
+        <w:rPr>
+          <w:lang w:val="en-US" w:bidi="en-US" w:eastAsia="en-US"/>
+          <w:color w:val="000000"/>
+          <w:rtl w:val="0"/>
+          <w:rFonts w:ascii="Courier New" w:hAnsi="Courier New" w:eastAsia="Courier New" w:cs="Courier New"/>
+        </w:rPr>
+        <w:t>cups_endpoint: HTTPS origin 443/631; cups_printer_id: exact queue</w:t>
+        <w:br/>
+        <w:t>cups_username · cups_password · provider_id=cups</w:t>
+        <w:br/>
+        <w:t>WCIP_CUPS_PASSWORD · WCIP_CUPS_TRUSTED_HOSTS · WCIP_CUPS_CA_BUNDLE</w:t>
+        <w:br/>
+        <w:t>Migration 1.3.0 · schema 1.4.0 · docs/open-source-printing.md</w:t>
+      </w:r>
+    </w:p>
+    <w:p>
+      <w:pPr>
+        <w:pStyle w:val="Heading1"/>
+        <w:bidi w:val="0"/>
+        <w:jc w:val="start"/>
+      </w:pPr>
+      <w:r>
+        <w:rPr>
+          <w:lang w:val="hi-IN" w:bidi="hi-IN" w:eastAsia="hi-IN"/>
+          <w:color w:val="000000"/>
+          <w:rtl w:val="0"/>
+          <w:rFonts w:ascii="FreeSerif" w:hAnsi="FreeSerif" w:eastAsia="FreeSerif" w:cs="FreeSerif"/>
+        </w:rPr>
+        <w:t>विभिन्न प्रणालियों पर स्वचालित प्रिंटिंग</w:t>
+      </w:r>
+    </w:p>
+    <w:p>
+      <w:pPr>
+        <w:bidi w:val="0"/>
+        <w:jc w:val="start"/>
+      </w:pPr>
+      <w:r>
+        <w:rPr>
+          <w:lang w:val="hi-IN" w:bidi="hi-IN" w:eastAsia="hi-IN"/>
+          <w:color w:val="000000"/>
+          <w:rtl w:val="0"/>
+          <w:rFonts w:ascii="FreeSerif" w:hAnsi="FreeSerif" w:eastAsia="FreeSerif" w:cs="FreeSerif"/>
+        </w:rPr>
+        <w:t>WordPress किसी भी समर्थित होस्ट OS पर चलता है, चाहे साझा होस्टिंग, VPS या समर्पित सर्वर हो। होस्ट को घोषित PHP एक्सटेंशन, लिखने योग्य अस्थायी स्थान और ऐप पासवर्ड वाला HTTPS REST चाहिए। होस्ट पर प्रिंटर ऐप या shell आदेश नहीं चाहिए। प्रिंट कंप्यूटर को Python 3.10+ और बाहर जाने वाला HTTPS चाहिए; Windows में मुफ़्त ओपन सोर्स SumatraPDF और Linux/macOS में CUPS lp उपयोग होता है। कंप्यूटर जागा और प्रिंटर तैयार रखें।</w:t>
+      </w:r>
+    </w:p>
+    <w:p>
+      <w:pPr>
+        <w:bidi w:val="0"/>
+        <w:jc w:val="start"/>
+      </w:pPr>
+      <w:r>
+        <w:rPr>
+          <w:lang w:val="hi-IN" w:bidi="hi-IN" w:eastAsia="hi-IN"/>
+          <w:color w:val="000000"/>
+          <w:rtl w:val="0"/>
+          <w:rFonts w:ascii="FreeSerif" w:hAnsi="FreeSerif" w:eastAsia="FreeSerif" w:cs="FreeSerif"/>
+        </w:rPr>
+        <w:t>अलग प्रिंट एजेंट उपयोगकर्ता और ऐप पासवर्ड बनाएँ। Printers में संख्यात्मक उपयोगकर्ता ID तथा अक्षर-केस संवेदनशील तार्किक कतार जोड़ें; दिखा REST URL स्थानीय कॉन्फ़िगरेशन में रखें। कतार को स्थापित प्रिंटर और प्रोग्राम पथ से जोड़ें, पासवर्ड पर्यावरण चर से दें। स्वचालन से पहले मैनुअल प्रिंट और कागज़ जाँचें। Windows में प्रिंट उपयोगकर्ता के लॉगिन पर Task Scheduler, Linux/macOS में सेवा प्रबंधक से शुरू करें। एजेंट लगातार चले; खुला ब्राउज़र नहीं चाहिए।</w:t>
+      </w:r>
+    </w:p>
+    <w:p>
+      <w:pPr>
+        <w:bidi w:val="0"/>
+        <w:jc w:val="start"/>
+      </w:pPr>
+      <w:r>
+        <w:rPr>
+          <w:lang w:val="hi-IN" w:bidi="hi-IN" w:eastAsia="hi-IN"/>
+          <w:color w:val="000000"/>
+          <w:rtl w:val="0"/>
+          <w:rFonts w:ascii="FreeSerif" w:hAnsi="FreeSerif" w:eastAsia="FreeSerif" w:cs="FreeSerif"/>
+        </w:rPr>
+        <w:t>PDF डाउनलोड से प्रिंट अनुमति नहीं मिलती; start अनुरोध सफल होना चाहिए। तैयार लीज़ 600 सेकंड बाद फिर ली जा सकती है; शुरू हुई लीज़ समाप्त होने पर unknown होती है। टिकाऊ SQLite जर्नल प्रिंटर चलाने से पहले प्रयास दर्ज करता है। क्रैश के बाद अनिश्चितता बताता है, प्रिंटर फिर नहीं चलाता; रसीद दोहराने से पुनः प्रिंट नहीं होता। अपग्रेड में जर्नल बचाएँ और जर्नल/पासवर्ड पहुँच सीमित रखें। submitted स्पूलर स्वीकृति है, कागज़ की पुष्टि नहीं।</w:t>
+      </w:r>
+    </w:p>
+    <w:p>
+      <w:pPr>
+        <w:bidi w:val="0"/>
+        <w:jc w:val="start"/>
+      </w:pPr>
+      <w:r>
+        <w:rPr>
+          <w:lang w:val="hi-IN" w:bidi="hi-IN" w:eastAsia="hi-IN"/>
+          <w:color w:val="000000"/>
+          <w:rtl w:val="0"/>
+          <w:rFonts w:ascii="FreeSerif" w:hAnsi="FreeSerif" w:eastAsia="FreeSerif" w:cs="FreeSerif"/>
+        </w:rPr>
+        <w:t>सीमित एजेंट भूमिका में केवल read और wcip_run_print_agent हैं। Claim/start/receipt में HTTPS, वास्तविक ऐप पासवर्ड प्रमाणीकरण, जुड़ा उपयोगकर्ता/कतार और वर्तमान टोकन चाहिए। प्लगइन टोकन हैश रखता, PDF आकार/हैश जाँचता और start से पहले स्वचालित पात्रता फिर जाँचता है। स्थानीय बैकएंड को निश्चित तर्क सूची और बिना shell बढ़ाएँ; टिकाऊ जर्नल क्रम तथा अनिश्चित परिणाम सँभालना बनाए रखें। तैनाती से पहले वास्तविक OS और प्रिंटर पर जाँचें।</w:t>
+      </w:r>
+    </w:p>
+    <w:p>
+      <w:pPr>
+        <w:pStyle w:val="Code"/>
+        <w:bidi w:val="0"/>
+        <w:jc w:val="start"/>
+      </w:pPr>
+      <w:r>
+        <w:rPr>
+          <w:lang w:val="en-US" w:bidi="en-US" w:eastAsia="en-US"/>
+          <w:color w:val="000000"/>
+          <w:rtl w:val="0"/>
+          <w:rFonts w:ascii="Courier New" w:hAnsi="Courier New" w:eastAsia="Courier New" w:cs="Courier New"/>
+        </w:rPr>
+        <w:t>automatic_provider: agent | cups</w:t>
+        <w:br/>
+        <w:t>agent_user_id: paired numeric WordPress user ID</w:t>
+        <w:br/>
+        <w:t>agent_queue: Office (exact case, same on both sides)</w:t>
+        <w:br/>
+        <w:t>POST /agent/claim: route</w:t>
+        <w:br/>
+        <w:t>POST /agent/jobs/{id}/start: token</w:t>
+        <w:br/>
+        <w:t>POST /agent/jobs/{id}/receipt: token, outcome</w:t>
+        <w:br/>
+        <w:t>outcome: submitted | unknown | failed</w:t>
+      </w:r>
+    </w:p>
+    <w:p>
+      <w:pPr>
+        <w:pStyle w:val="Code"/>
+        <w:bidi w:val="0"/>
+        <w:jc w:val="start"/>
+      </w:pPr>
+      <w:r>
+        <w:rPr>
+          <w:lang w:val="en-US" w:bidi="en-US" w:eastAsia="en-US"/>
+          <w:color w:val="000000"/>
+          <w:rtl w:val="0"/>
+          <w:rFonts w:ascii="Courier New" w:hAnsi="Courier New" w:eastAsia="Courier New" w:cs="Courier New"/>
+        </w:rPr>
+        <w:t>print-agent/config.example.json -&gt; private config.json</w:t>
+        <w:br/>
+        <w:t>WCIP_AGENT_PASSWORD: WordPress Application Password</w:t>
+        <w:br/>
+        <w:t>Windows: python wcip_agent.py --config config.json</w:t>
+        <w:br/>
+        <w:t>Linux/macOS: python3 wcip_agent.py --config config.json</w:t>
+        <w:br/>
+        <w:t>Local backend: sumatra (Windows) | cups (Linux/macOS)</w:t>
+        <w:br/>
+        <w:t>Backend executable: SumatraPDF.exe | /usr/bin/lp</w:t>
+        <w:br/>
+        <w:t>Queue mapping: route -&gt; printer (local installed name)</w:t>
+        <w:br/>
+        <w:t>Private journal: state.sqlite3 (preserve on restart)</w:t>
+        <w:br/>
+        <w:t>python3 -m unittest discover -s print-agent -p "test_*.py"</w:t>
+        <w:br/>
+        <w:t>docs/cross-platform-printing.md · print-agent/README.md</w:t>
+      </w:r>
+    </w:p>
     <w:sectPr>
       <w:headerReference w:type="default" r:id="rId9"/>
       <w:footerReference w:type="default" r:id="rId10"/>
+      <w:headerReference w:type="first" r:id="rId11"/>
+      <w:footerReference w:type="first" r:id="rId12"/>
+      <w:headerReference w:type="even" r:id="rId13"/>
+      <w:footerReference w:type="even" r:id="rId14"/>
       <w:pgSz w:w="12240" w:h="15840"/>
       <w:pgMar w:top="1008" w:right="1008" w:bottom="1008" w:left="1008" w:header="432" w:footer="432" w:gutter="0"/>
       <w:cols w:space="720"/>
@@ -12868,6 +12386,26 @@
 </w:ftr>
 </file>
 
+<file path=word/footer2.xml><?xml version="1.0" encoding="utf-8"?>
+<w:ftr xmlns:m="http://schemas.openxmlformats.org/officeDocument/2006/math" xmlns:mc="http://schemas.openxmlformats.org/markup-compatibility/2006" xmlns:mo="http://schemas.microsoft.com/office/mac/office/2008/main" xmlns:mv="urn:schemas-microsoft-com:mac:vml" xmlns:o="urn:schemas-microsoft-com:office:office" xmlns:r="http://schemas.openxmlformats.org/officeDocument/2006/relationships" xmlns:v="urn:schemas-microsoft-com:vml" xmlns:w10="urn:schemas-microsoft-com:office:word" xmlns:w14="http://schemas.microsoft.com/office/word/2010/wordml" xmlns:w="http://schemas.openxmlformats.org/wordprocessingml/2006/main" xmlns:wne="http://schemas.microsoft.com/office/word/2006/wordml" xmlns:wp14="http://schemas.microsoft.com/office/word/2010/wordprocessingDrawing" xmlns:wp="http://schemas.openxmlformats.org/drawingml/2006/wordprocessingDrawing" xmlns:wpc="http://schemas.microsoft.com/office/word/2010/wordprocessingCanvas" xmlns:wpg="http://schemas.microsoft.com/office/word/2010/wordprocessingGroup" xmlns:wpi="http://schemas.microsoft.com/office/word/2010/wordprocessingInk" xmlns:wps="http://schemas.microsoft.com/office/word/2010/wordprocessingShape" mc:Ignorable="w14 wp14">
+  <w:p>
+    <w:pPr>
+      <w:pStyle w:val="Footer"/>
+    </w:pPr>
+  </w:p>
+</w:ftr>
+</file>
+
+<file path=word/footer3.xml><?xml version="1.0" encoding="utf-8"?>
+<w:ftr xmlns:m="http://schemas.openxmlformats.org/officeDocument/2006/math" xmlns:mc="http://schemas.openxmlformats.org/markup-compatibility/2006" xmlns:mo="http://schemas.microsoft.com/office/mac/office/2008/main" xmlns:mv="urn:schemas-microsoft-com:mac:vml" xmlns:o="urn:schemas-microsoft-com:office:office" xmlns:r="http://schemas.openxmlformats.org/officeDocument/2006/relationships" xmlns:v="urn:schemas-microsoft-com:vml" xmlns:w10="urn:schemas-microsoft-com:office:word" xmlns:w14="http://schemas.microsoft.com/office/word/2010/wordml" xmlns:w="http://schemas.openxmlformats.org/wordprocessingml/2006/main" xmlns:wne="http://schemas.microsoft.com/office/word/2006/wordml" xmlns:wp14="http://schemas.microsoft.com/office/word/2010/wordprocessingDrawing" xmlns:wp="http://schemas.openxmlformats.org/drawingml/2006/wordprocessingDrawing" xmlns:wpc="http://schemas.microsoft.com/office/word/2010/wordprocessingCanvas" xmlns:wpg="http://schemas.microsoft.com/office/word/2010/wordprocessingGroup" xmlns:wpi="http://schemas.microsoft.com/office/word/2010/wordprocessingInk" xmlns:wps="http://schemas.microsoft.com/office/word/2010/wordprocessingShape" mc:Ignorable="w14 wp14">
+  <w:p>
+    <w:pPr>
+      <w:pStyle w:val="Footer"/>
+    </w:pPr>
+  </w:p>
+</w:ftr>
+</file>
+
 <file path=word/header1.xml><?xml version="1.0" encoding="utf-8"?>
 <w:hdr xmlns:m="http://schemas.openxmlformats.org/officeDocument/2006/math" xmlns:mc="http://schemas.openxmlformats.org/markup-compatibility/2006" xmlns:mo="http://schemas.microsoft.com/office/mac/office/2008/main" xmlns:mv="urn:schemas-microsoft-com:mac:vml" xmlns:o="urn:schemas-microsoft-com:office:office" xmlns:r="http://schemas.openxmlformats.org/officeDocument/2006/relationships" xmlns:v="urn:schemas-microsoft-com:vml" xmlns:w10="urn:schemas-microsoft-com:office:word" xmlns:w14="http://schemas.microsoft.com/office/word/2010/wordml" xmlns:w="http://schemas.openxmlformats.org/wordprocessingml/2006/main" xmlns:wne="http://schemas.microsoft.com/office/word/2006/wordml" xmlns:wp14="http://schemas.microsoft.com/office/word/2010/wordprocessingDrawing" xmlns:wp="http://schemas.openxmlformats.org/drawingml/2006/wordprocessingDrawing" xmlns:wpc="http://schemas.microsoft.com/office/word/2010/wordprocessingCanvas" xmlns:wpg="http://schemas.microsoft.com/office/word/2010/wordprocessingGroup" xmlns:wpi="http://schemas.microsoft.com/office/word/2010/wordprocessingInk" xmlns:wps="http://schemas.microsoft.com/office/word/2010/wordprocessingShape" mc:Ignorable="w14 wp14">
   <w:p>
@@ -12886,8 +12424,28 @@
         <w:cs w:val="1"/>
         <w:szCs w:val="17"/>
       </w:rPr>
-      <w:t>WooCommerce Invoice Printer  1.1.2</w:t>
+      <w:t>WooCommerce Invoice Printer  1.4.0</w:t>
     </w:r>
+  </w:p>
+</w:hdr>
+</file>
+
+<file path=word/header2.xml><?xml version="1.0" encoding="utf-8"?>
+<w:hdr xmlns:m="http://schemas.openxmlformats.org/officeDocument/2006/math" xmlns:mc="http://schemas.openxmlformats.org/markup-compatibility/2006" xmlns:mo="http://schemas.microsoft.com/office/mac/office/2008/main" xmlns:mv="urn:schemas-microsoft-com:mac:vml" xmlns:o="urn:schemas-microsoft-com:office:office" xmlns:r="http://schemas.openxmlformats.org/officeDocument/2006/relationships" xmlns:v="urn:schemas-microsoft-com:vml" xmlns:w10="urn:schemas-microsoft-com:office:word" xmlns:w14="http://schemas.microsoft.com/office/word/2010/wordml" xmlns:w="http://schemas.openxmlformats.org/wordprocessingml/2006/main" xmlns:wne="http://schemas.microsoft.com/office/word/2006/wordml" xmlns:wp14="http://schemas.microsoft.com/office/word/2010/wordprocessingDrawing" xmlns:wp="http://schemas.openxmlformats.org/drawingml/2006/wordprocessingDrawing" xmlns:wpc="http://schemas.microsoft.com/office/word/2010/wordprocessingCanvas" xmlns:wpg="http://schemas.microsoft.com/office/word/2010/wordprocessingGroup" xmlns:wpi="http://schemas.microsoft.com/office/word/2010/wordprocessingInk" xmlns:wps="http://schemas.microsoft.com/office/word/2010/wordprocessingShape" mc:Ignorable="w14 wp14">
+  <w:p>
+    <w:pPr>
+      <w:pStyle w:val="Header"/>
+    </w:pPr>
+  </w:p>
+</w:hdr>
+</file>
+
+<file path=word/header3.xml><?xml version="1.0" encoding="utf-8"?>
+<w:hdr xmlns:m="http://schemas.openxmlformats.org/officeDocument/2006/math" xmlns:mc="http://schemas.openxmlformats.org/markup-compatibility/2006" xmlns:mo="http://schemas.microsoft.com/office/mac/office/2008/main" xmlns:mv="urn:schemas-microsoft-com:mac:vml" xmlns:o="urn:schemas-microsoft-com:office:office" xmlns:r="http://schemas.openxmlformats.org/officeDocument/2006/relationships" xmlns:v="urn:schemas-microsoft-com:vml" xmlns:w10="urn:schemas-microsoft-com:office:word" xmlns:w14="http://schemas.microsoft.com/office/word/2010/wordml" xmlns:w="http://schemas.openxmlformats.org/wordprocessingml/2006/main" xmlns:wne="http://schemas.microsoft.com/office/word/2006/wordml" xmlns:wp14="http://schemas.microsoft.com/office/word/2010/wordprocessingDrawing" xmlns:wp="http://schemas.openxmlformats.org/drawingml/2006/wordprocessingDrawing" xmlns:wpc="http://schemas.microsoft.com/office/word/2010/wordprocessingCanvas" xmlns:wpg="http://schemas.microsoft.com/office/word/2010/wordprocessingGroup" xmlns:wpi="http://schemas.microsoft.com/office/word/2010/wordprocessingInk" xmlns:wps="http://schemas.microsoft.com/office/word/2010/wordprocessingShape" mc:Ignorable="w14 wp14">
+  <w:p>
+    <w:pPr>
+      <w:pStyle w:val="Header"/>
+    </w:pPr>
   </w:p>
 </w:hdr>
 </file>
